--- a/papers/终审报告_方向3层3_2026-10-25.docx
+++ b/papers/终审报告_方向3层3_2026-10-25.docx
@@ -17,7 +17,7 @@
       </w:pPr>
       <w:bookmarkStart w:id="20" w:name="本报告审的是哪一版审计期间对象被改过-方法学记录"/>
       <w:r>
-        <w:t xml:space="preserve">0 · ★ 本报告审的是哪一版（审计期间对象被改过 —— 方法学记录）</w:t>
+        <w:t xml:space="preserve">0 · 本报告审的是哪一版（审计期间对象被改过 —— 方法学记录）</w:t>
       </w:r>
       <w:bookmarkEnd w:id="20"/>
     </w:p>
@@ -144,7 +144,7 @@
               <w:t xml:space="preserve">一致</w:t>
             </w:r>
             <w:r>
-              <w:t xml:space="preserve">）；★ 我读完一全文</w:t>
+              <w:t xml:space="preserve">）；我读完一全文</w:t>
             </w:r>
           </w:p>
         </w:tc>
@@ -317,17 +317,11 @@
               <w:jc w:val="center"/>
             </w:pPr>
             <w:r>
-              <w:t xml:space="preserve">★</w:t>
-            </w:r>
-            <w:r>
-              <w:t xml:space="preserve"> </w:t>
-            </w:r>
-            <w:r>
-              <w:rPr>
-                <w:bCs/>
-                <w:b/>
-              </w:rPr>
-              <w:t xml:space="preserve">v5（★ 本报告的结论对象）</w:t>
+              <w:rPr>
+                <w:bCs/>
+                <w:b/>
+              </w:rPr>
+              <w:t xml:space="preserve">v5（本报告的结论对象）</w:t>
             </w:r>
           </w:p>
         </w:tc>
@@ -370,7 +364,7 @@
               <w:jc w:val="left"/>
             </w:pPr>
             <w:r>
-              <w:t xml:space="preserve">owner 收口最后一轮（§14 与附录 A 的措辞微调）；★ 我 15:21 UTC 实测</w:t>
+              <w:t xml:space="preserve">owner 收口最后一轮（§14 与附录 A 的措辞微调）；我 15:21 UTC 实测</w:t>
             </w:r>
             <w:r>
               <w:rPr>
@@ -380,10 +374,7 @@
               <w:t xml:space="preserve">逐位一致</w:t>
             </w:r>
             <w:r>
-              <w:t xml:space="preserve">；★</w:t>
-            </w:r>
-            <w:r>
-              <w:t xml:space="preserve"> </w:t>
+              <w:t xml:space="preserve">；</w:t>
             </w:r>
             <w:r>
               <w:rPr>
@@ -404,12 +395,6 @@
         <w:pStyle w:val="BlockText"/>
       </w:pPr>
       <w:r>
-        <w:t xml:space="preserve">★</w:t>
-      </w:r>
-      <w:r>
-        <w:t xml:space="preserve"> </w:t>
-      </w:r>
-      <w:r>
         <w:rPr>
           <w:bCs/>
           <w:b/>
@@ -439,10 +424,7 @@
         <w:t xml:space="preserve">（806 行）这一版负责</w:t>
       </w:r>
       <w:r>
-        <w:t xml:space="preserve">。★</w:t>
-      </w:r>
-      <w:r>
-        <w:t xml:space="preserve"> </w:t>
+        <w:t xml:space="preserve">。</w:t>
       </w:r>
       <w:r>
         <w:rPr>
@@ -465,10 +447,7 @@
         <w:t xml:space="preserve">审稿结论必须锚 sha，否则对不上被审的到底是哪一版</w:t>
       </w:r>
       <w:r>
-        <w:t xml:space="preserve">。★ owner 在我出报告期间持续落我的发现 ⇒</w:t>
-      </w:r>
-      <w:r>
-        <w:t xml:space="preserve"> </w:t>
+        <w:t xml:space="preserve">。 owner 在我出报告期间持续落我的发现，</w:t>
       </w:r>
       <w:r>
         <w:rPr>
@@ -478,10 +457,7 @@
         <w:t xml:space="preserve">下面 §2 的 9 条里，7 条已被 owner 修掉并被我逐条复核关闭</w:t>
       </w:r>
       <w:r>
-        <w:t xml:space="preserve">（见每条的「现状」列）；★</w:t>
-      </w:r>
-      <w:r>
-        <w:t xml:space="preserve"> </w:t>
+        <w:t xml:space="preserve">（见每条的「现状」列）；</w:t>
       </w:r>
       <w:r>
         <w:rPr>
@@ -497,17 +473,11 @@
         <w:t xml:space="preserve"> </w:t>
       </w:r>
       <w:r>
-        <w:t xml:space="preserve">★</w:t>
-      </w:r>
-      <w:r>
-        <w:t xml:space="preserve"> </w:t>
-      </w:r>
-      <w:r>
-        <w:rPr>
-          <w:bCs/>
-          <w:b/>
-        </w:rPr>
-        <w:t xml:space="preserve">纪律</w:t>
+        <w:rPr>
+          <w:bCs/>
+          <w:b/>
+        </w:rPr>
+        <w:t xml:space="preserve">要求</w:t>
       </w:r>
       <w:r>
         <w:t xml:space="preserve">：零 API、零网络、未跑任何 git 命令、只读（除本报告外未改仓库任何文件）。</w:t>
@@ -516,12 +486,6 @@
         <w:t xml:space="preserve"> </w:t>
       </w:r>
       <w:r>
-        <w:t xml:space="preserve">★</w:t>
-      </w:r>
-      <w:r>
-        <w:t xml:space="preserve"> </w:t>
-      </w:r>
-      <w:r>
         <w:rPr>
           <w:bCs/>
           <w:b/>
@@ -529,10 +493,7 @@
         <w:t xml:space="preserve">不采信任何自述</w:t>
       </w:r>
       <w:r>
-        <w:t xml:space="preserve">：《改稿报告_L3》的自查输出、底稿正文的自述、owner 回执里的数字 ⇒</w:t>
-      </w:r>
-      <w:r>
-        <w:t xml:space="preserve"> </w:t>
+        <w:t xml:space="preserve">：《改稿报告_L3》的自查输出、底稿正文的自述、owner 回执里的数字，</w:t>
       </w:r>
       <w:r>
         <w:rPr>
@@ -694,10 +655,7 @@
         <w:t xml:space="preserve">一句话理由</w:t>
       </w:r>
       <w:r>
-        <w:t xml:space="preserve">：★</w:t>
-      </w:r>
-      <w:r>
-        <w:t xml:space="preserve"> </w:t>
+        <w:t xml:space="preserve">：</w:t>
       </w:r>
       <w:r>
         <w:rPr>
@@ -783,10 +741,7 @@
         <w:t xml:space="preserve">独立复算全过</w:t>
       </w:r>
       <w:r>
-        <w:t xml:space="preserve">、docx 自检本篇全绿；★</w:t>
-      </w:r>
-      <w:r>
-        <w:t xml:space="preserve"> </w:t>
+        <w:t xml:space="preserve">、docx 自检本篇全绿；</w:t>
       </w:r>
       <w:r>
         <w:rPr>
@@ -796,10 +751,7 @@
         <w:t xml:space="preserve">我提的 9 条里 7 条已被 owner 修掉并经我复核关闭</w:t>
       </w:r>
       <w:r>
-        <w:t xml:space="preserve">；★</w:t>
-      </w:r>
-      <w:r>
-        <w:t xml:space="preserve"> </w:t>
+        <w:t xml:space="preserve">；</w:t>
       </w:r>
       <w:r>
         <w:rPr>
@@ -834,7 +786,7 @@
         <w:t xml:space="preserve">阻断 0 条 · 应修 2 条 · 建议 2 条</w:t>
       </w:r>
       <w:r>
-        <w:t xml:space="preserve">（问题清单见 §2；★ 另附「已被 owner 修掉并经我复核关闭」7 条）</w:t>
+        <w:t xml:space="preserve">（问题清单见 §2；另附「已被 owner 修掉并经我复核关闭」7 条）</w:t>
       </w:r>
     </w:p>
     <w:p>
@@ -936,7 +888,7 @@
         <w:t xml:space="preserve">EXIT=0</w:t>
       </w:r>
       <w:r>
-        <w:t xml:space="preserve">）。★ 本轮已两次踩到"清单早于正文"的顺序坑。</w:t>
+        <w:t xml:space="preserve">）。这一轮已两次踩到"清单早于正文"的顺序坑。</w:t>
       </w:r>
       <w:r>
         <w:t xml:space="preserve"> </w:t>
@@ -955,10 +907,7 @@
         <w:t xml:space="preserve">R-01</w:t>
       </w:r>
       <w:r>
-        <w:t xml:space="preserve">：《改稿报告》补 owner 更正段（★</w:t>
-      </w:r>
-      <w:r>
-        <w:t xml:space="preserve"> </w:t>
+        <w:t xml:space="preserve">：《改稿报告》补 owner 更正段（</w:t>
       </w:r>
       <w:r>
         <w:rPr>
@@ -1143,12 +1092,6 @@
               <w:jc w:val="left"/>
             </w:pPr>
             <w:r>
-              <w:t xml:space="preserve">★</w:t>
-            </w:r>
-            <w:r>
-              <w:t xml:space="preserve"> </w:t>
-            </w:r>
-            <w:r>
               <w:rPr>
                 <w:bCs/>
                 <w:b/>
@@ -1156,10 +1099,7 @@
               <w:t xml:space="preserve">《改稿报告》的原记录对交付版正文不可复跑</w:t>
             </w:r>
             <w:r>
-              <w:t xml:space="preserve"> </w:t>
-            </w:r>
-            <w:r>
-              <w:t xml:space="preserve">⇒ 其"真实自查输出"不能当证据。</w:t>
+              <w:t xml:space="preserve">，其"真实自查输出"不能当证据。</w:t>
             </w:r>
           </w:p>
         </w:tc>
@@ -1218,10 +1158,7 @@
               <w:t xml:space="preserve">没有一版</w:t>
             </w:r>
             <w:r>
-              <w:t xml:space="preserve">是它）⇒</w:t>
-            </w:r>
-            <w:r>
-              <w:t xml:space="preserve"> </w:t>
+              <w:t xml:space="preserve">是它），</w:t>
             </w:r>
             <w:r>
               <w:rPr>
@@ -1351,12 +1288,6 @@
               <w:pStyle w:val="Compact"/>
               <w:jc w:val="left"/>
             </w:pPr>
-            <w:r>
-              <w:t xml:space="preserve">★</w:t>
-            </w:r>
-            <w:r>
-              <w:t xml:space="preserve"> </w:t>
-            </w:r>
             <w:r>
               <w:rPr>
                 <w:bCs/>
@@ -1455,12 +1386,6 @@
               <w:jc w:val="left"/>
             </w:pPr>
             <w:r>
-              <w:t xml:space="preserve">★</w:t>
-            </w:r>
-            <w:r>
-              <w:t xml:space="preserve"> </w:t>
-            </w:r>
-            <w:r>
               <w:rPr>
                 <w:bCs/>
                 <w:b/>
@@ -1494,7 +1419,7 @@
               <w:t xml:space="preserve">23:19:10</w:t>
             </w:r>
             <w:r>
-              <w:t xml:space="preserve">、docx 重建更早 ⇒ 清单</w:t>
+              <w:t xml:space="preserve">、docx 重建更早，清单</w:t>
             </w:r>
             <w:r>
               <w:rPr>
@@ -1504,10 +1429,7 @@
               <w:t xml:space="preserve">早于</w:t>
             </w:r>
             <w:r>
-              <w:t xml:space="preserve">正文 ⇒</w:t>
-            </w:r>
-            <w:r>
-              <w:t xml:space="preserve"> </w:t>
+              <w:t xml:space="preserve">正文，</w:t>
             </w:r>
             <w:r>
               <w:rPr>
@@ -1541,13 +1463,7 @@
               <w:t xml:space="preserve">sha256sum -c SHA256SUMS.txt</w:t>
             </w:r>
             <w:r>
-              <w:t xml:space="preserve"> </w:t>
-            </w:r>
-            <w:r>
-              <w:t xml:space="preserve">⇒</w:t>
-            </w:r>
-            <w:r>
-              <w:t xml:space="preserve"> </w:t>
+              <w:t xml:space="preserve">，</w:t>
             </w:r>
             <w:r>
               <w:rPr>
@@ -1605,10 +1521,7 @@
               <w:t xml:space="preserve">stat</w:t>
             </w:r>
             <w:r>
-              <w:t xml:space="preserve">：清单 23:10:50 ／ 正文 23:20:57。★</w:t>
-            </w:r>
-            <w:r>
-              <w:t xml:space="preserve"> </w:t>
+              <w:t xml:space="preserve">：清单 23:10:50 ／ 正文 23:20:57。</w:t>
             </w:r>
             <w:r>
               <w:rPr>
@@ -1618,32 +1531,26 @@
               <w:t xml:space="preserve">注</w:t>
             </w:r>
             <w:r>
-              <w:t xml:space="preserve">：owner 上一轮确实修过一次（23:10:50 那版是全绿的 191 条）⇒ ★</w:t>
-            </w:r>
-            <w:r>
-              <w:t xml:space="preserve"> </w:t>
-            </w:r>
-            <w:r>
-              <w:rPr>
-                <w:bCs/>
-                <w:b/>
-              </w:rPr>
-              <w:t xml:space="preserve">本轮变红是"正文又改了"造成的顺序问题，不是回归</w:t>
-            </w:r>
-          </w:p>
-        </w:tc>
-        <w:tc>
-          <w:tcPr/>
-          <w:p>
-            <w:pPr>
-              <w:pStyle w:val="Compact"/>
-              <w:jc w:val="left"/>
-            </w:pPr>
-            <w:r>
-              <w:t xml:space="preserve">按 §7 的固定顺序收口（★</w:t>
-            </w:r>
-            <w:r>
-              <w:t xml:space="preserve"> </w:t>
+              <w:t xml:space="preserve">：owner 上一轮确实修过一次（23:10:50 那版是全绿的 191 条），</w:t>
+            </w:r>
+            <w:r>
+              <w:rPr>
+                <w:bCs/>
+                <w:b/>
+              </w:rPr>
+              <w:t xml:space="preserve">这一轮变红是"正文又改了"造成的顺序问题，不是回归</w:t>
+            </w:r>
+          </w:p>
+        </w:tc>
+        <w:tc>
+          <w:tcPr/>
+          <w:p>
+            <w:pPr>
+              <w:pStyle w:val="Compact"/>
+              <w:jc w:val="left"/>
+            </w:pPr>
+            <w:r>
+              <w:t xml:space="preserve">按 §7 的固定顺序收口（</w:t>
             </w:r>
             <w:r>
               <w:rPr>
@@ -1753,17 +1660,14 @@
               <w:t xml:space="preserve"> </w:t>
             </w:r>
             <w:r>
-              <w:t xml:space="preserve">覆盖、非清单成员，mtime 2026-10-24 22:45:52，★</w:t>
-            </w:r>
-            <w:r>
-              <w:t xml:space="preserve"> </w:t>
-            </w:r>
-            <w:r>
-              <w:rPr>
-                <w:bCs/>
-                <w:b/>
-              </w:rPr>
-              <w:t xml:space="preserve">早于本轮审计</w:t>
+              <w:t xml:space="preserve">覆盖、非清单成员，mtime 2026-10-24 22:45:52，</w:t>
+            </w:r>
+            <w:r>
+              <w:rPr>
+                <w:bCs/>
+                <w:b/>
+              </w:rPr>
+              <w:t xml:space="preserve">早于这一轮审计</w:t>
             </w:r>
             <w:r>
               <w:t xml:space="preserve">，非我产生）</w:t>
@@ -1778,10 +1682,7 @@
               <w:jc w:val="left"/>
             </w:pPr>
             <w:r>
-              <w:t xml:space="preserve">⇒</w:t>
-            </w:r>
-            <w:r>
-              <w:t xml:space="preserve"> </w:t>
+              <w:t xml:space="preserve">，</w:t>
             </w:r>
             <w:r>
               <w:rPr>
@@ -1822,10 +1723,7 @@
               <w:t xml:space="preserve">78</w:t>
             </w:r>
             <w:r>
-              <w:t xml:space="preserve">。正文「78 个成员」指受管成员，★</w:t>
-            </w:r>
-            <w:r>
-              <w:t xml:space="preserve"> </w:t>
+              <w:t xml:space="preserve">。正文「78 个成员」指受管成员，</w:t>
             </w:r>
             <w:r>
               <w:rPr>
@@ -1856,7 +1754,7 @@
               <w:t xml:space="preserve">__pycache__</w:t>
             </w:r>
             <w:r>
-              <w:t xml:space="preserve">；★ 底稿自检文件自己的注释（</w:t>
+              <w:t xml:space="preserve">；底稿自检文件自己的注释（</w:t>
             </w:r>
             <w:r>
               <w:rPr>
@@ -1865,10 +1763,7 @@
               <w:t xml:space="preserve">test_workflow.py:30</w:t>
             </w:r>
             <w:r>
-              <w:t xml:space="preserve">）就记着"沙箱里 .pyc 的 mtime 失效判断不可靠"⇒</w:t>
-            </w:r>
-            <w:r>
-              <w:t xml:space="preserve"> </w:t>
+              <w:t xml:space="preserve">）就记着"沙箱里 .pyc 的 mtime 失效判断不可靠"，</w:t>
             </w:r>
             <w:r>
               <w:rPr>
@@ -1958,7 +1853,7 @@
               <w:jc w:val="left"/>
             </w:pPr>
             <w:r>
-              <w:t xml:space="preserve">《读数口径变更记录》的「为什么」列写了「★</w:t>
+              <w:t xml:space="preserve">《读数口径变更记录》的「为什么」列写了「</w:t>
             </w:r>
             <w:r>
               <w:t xml:space="preserve"> </w:t>
@@ -1993,19 +1888,19 @@
               <w:jc w:val="left"/>
             </w:pPr>
             <w:r>
-              <w:t xml:space="preserve">★ 内容本身正确（与我实测一致），只是体例上与另四篇的书面口径略有出入</w:t>
-            </w:r>
-          </w:p>
-        </w:tc>
-        <w:tc>
-          <w:tcPr/>
-          <w:p>
-            <w:pPr>
-              <w:pStyle w:val="Compact"/>
-              <w:jc w:val="left"/>
-            </w:pPr>
-            <w:r>
-              <w:t xml:space="preserve">改成「★</w:t>
+              <w:t xml:space="preserve">内容本身正确（与我实测一致），只是体例上与另四篇的书面口径略有出入</w:t>
+            </w:r>
+          </w:p>
+        </w:tc>
+        <w:tc>
+          <w:tcPr/>
+          <w:p>
+            <w:pPr>
+              <w:pStyle w:val="Compact"/>
+              <w:jc w:val="left"/>
+            </w:pPr>
+            <w:r>
+              <w:t xml:space="preserve">改成「</w:t>
             </w:r>
             <w:r>
               <w:t xml:space="preserve"> </w:t>
@@ -2055,7 +1950,7 @@
         <w:pStyle w:val="Heading3"/>
       </w:pPr>
       <w:r>
-        <w:t xml:space="preserve">2.2 · ★ 我提的、已被 owner 修掉并经我逐条复核关闭的（7 条）</w:t>
+        <w:t xml:space="preserve">2.2 · 我提的、已被 owner 修掉并经我逐条复核关闭的（7 条）</w:t>
       </w:r>
     </w:p>
     <w:tbl>
@@ -2198,12 +2093,6 @@
               <w:jc w:val="left"/>
             </w:pPr>
             <w:r>
-              <w:t xml:space="preserve">★</w:t>
-            </w:r>
-            <w:r>
-              <w:t xml:space="preserve"> </w:t>
-            </w:r>
-            <w:r>
               <w:rPr>
                 <w:bCs/>
                 <w:b/>
@@ -2229,13 +2118,7 @@
               <w:t xml:space="preserve">test_workflow.py</w:t>
             </w:r>
             <w:r>
-              <w:t xml:space="preserve"> </w:t>
-            </w:r>
-            <w:r>
-              <w:t xml:space="preserve">⇒</w:t>
-            </w:r>
-            <w:r>
-              <w:t xml:space="preserve"> </w:t>
+              <w:t xml:space="preserve">，</w:t>
             </w:r>
             <w:r>
               <w:rPr>
@@ -2272,13 +2155,7 @@
               <w:t xml:space="preserve">--mutate</w:t>
             </w:r>
             <w:r>
-              <w:t xml:space="preserve"> </w:t>
-            </w:r>
-            <w:r>
-              <w:t xml:space="preserve">⇒</w:t>
-            </w:r>
-            <w:r>
-              <w:t xml:space="preserve"> </w:t>
+              <w:t xml:space="preserve">，</w:t>
             </w:r>
             <w:r>
               <w:rPr>
@@ -2287,10 +2164,7 @@
               <w:t xml:space="preserve">变异注入：**无效**（基线未通过）</w:t>
             </w:r>
             <w:r>
-              <w:t xml:space="preserve">（EXIT=1）⇒</w:t>
-            </w:r>
-            <w:r>
-              <w:t xml:space="preserve"> </w:t>
+              <w:t xml:space="preserve">（EXIT=1），</w:t>
             </w:r>
             <w:r>
               <w:rPr>
@@ -2300,7 +2174,7 @@
               <w:t xml:space="preserve">owner 的实测值与改法我逐字核对，全部一致</w:t>
             </w:r>
             <w:r>
-              <w:t xml:space="preserve">。★ 且新增的《复现性声明》与附录 A「产读数的那一版代码」一行</w:t>
+              <w:t xml:space="preserve">。且新增的《复现性声明》与附录 A「产读数的那一版代码」一行</w:t>
             </w:r>
             <w:r>
               <w:rPr>
@@ -2396,17 +2270,14 @@
               <w:t xml:space="preserve"> </w:t>
             </w:r>
             <w:r>
-              <w:t xml:space="preserve">处赋值）⇒</w:t>
-            </w:r>
-            <w:r>
-              <w:t xml:space="preserve"> </w:t>
-            </w:r>
-            <w:r>
-              <w:rPr>
-                <w:bCs/>
-                <w:b/>
-              </w:rPr>
-              <w:t xml:space="preserve">并明确区分"读数来自底稿归档产出物、不是本轮重跑"与"四条代码级事实由</w:t>
+              <w:t xml:space="preserve">处赋值），</w:t>
+            </w:r>
+            <w:r>
+              <w:rPr>
+                <w:bCs/>
+                <w:b/>
+              </w:rPr>
+              <w:t xml:space="preserve">并明确区分"读数来自底稿归档产出物、不是这一轮重跑"与"四条代码级事实由</w:t>
             </w:r>
             <w:r>
               <w:rPr>
@@ -2468,12 +2339,6 @@
               <w:pStyle w:val="Compact"/>
               <w:jc w:val="left"/>
             </w:pPr>
-            <w:r>
-              <w:t xml:space="preserve">★</w:t>
-            </w:r>
-            <w:r>
-              <w:t xml:space="preserve"> </w:t>
-            </w:r>
             <w:r>
               <w:rPr>
                 <w:bCs/>
@@ -2627,10 +2492,7 @@
               <w:t xml:space="preserve">逐字照抄</w:t>
             </w:r>
             <w:r>
-              <w:t xml:space="preserve">；★</w:t>
-            </w:r>
-            <w:r>
-              <w:t xml:space="preserve"> </w:t>
+              <w:t xml:space="preserve">；</w:t>
             </w:r>
             <w:r>
               <w:rPr>
@@ -2669,10 +2531,7 @@
               <w:t xml:space="preserve">的「注意动作空间」上限句按禁写清单 ⑬ 改写并已登记</w:t>
             </w:r>
             <w:r>
-              <w:t xml:space="preserve">（§14 第 ⑨ 条）⇒ ⇒ ★</w:t>
-            </w:r>
-            <w:r>
-              <w:t xml:space="preserve"> </w:t>
+              <w:t xml:space="preserve">（§14 第 ⑨ 条），</w:t>
             </w:r>
             <w:r>
               <w:rPr>
@@ -2751,7 +2610,7 @@
               <w:t xml:space="preserve">已消失</w:t>
             </w:r>
             <w:r>
-              <w:t xml:space="preserve">；剩余差异只有 ★「标题移进『命题』列」＋★「不成立」子句</w:t>
+              <w:t xml:space="preserve">；剩余差异只有 「标题移进『命题』列」＋「不成立」子句</w:t>
             </w:r>
             <w:r>
               <w:rPr>
@@ -2761,7 +2620,7 @@
               <w:t xml:space="preserve">位置前移（内容逐字未变）</w:t>
             </w:r>
             <w:r>
-              <w:t xml:space="preserve">＋★「⑬ 改写句（已 ★ 标注 ＋ §14 登记）」；P4 ratio</w:t>
+              <w:t xml:space="preserve">＋「⑬ 改写句（已 标注 ＋ §14 登记）」；P4 ratio</w:t>
             </w:r>
             <w:r>
               <w:t xml:space="preserve"> </w:t>
@@ -2785,12 +2644,6 @@
               <w:pStyle w:val="Compact"/>
               <w:jc w:val="left"/>
             </w:pPr>
-            <w:r>
-              <w:t xml:space="preserve">★</w:t>
-            </w:r>
-            <w:r>
-              <w:t xml:space="preserve"> </w:t>
-            </w:r>
             <w:r>
               <w:rPr>
                 <w:bCs/>
@@ -2883,7 +2736,7 @@
               <w:t xml:space="preserve"> </w:t>
             </w:r>
             <w:r>
-              <w:t xml:space="preserve">行加「★</w:t>
+              <w:t xml:space="preserve">行加「</w:t>
             </w:r>
             <w:r>
               <w:t xml:space="preserve"> </w:t>
@@ -2908,7 +2761,7 @@
               <w:t xml:space="preserve"> </w:t>
             </w:r>
             <w:r>
-              <w:t xml:space="preserve">行加「★</w:t>
+              <w:t xml:space="preserve">行加「</w:t>
             </w:r>
             <w:r>
               <w:t xml:space="preserve"> </w:t>
@@ -2976,7 +2829,7 @@
               <w:t xml:space="preserve"> </w:t>
             </w:r>
             <w:r>
-              <w:t xml:space="preserve">的「★</w:t>
+              <w:t xml:space="preserve">的「</w:t>
             </w:r>
             <w:r>
               <w:t xml:space="preserve"> </w:t>
@@ -3007,12 +2860,6 @@
               <w:pStyle w:val="Compact"/>
               <w:jc w:val="left"/>
             </w:pPr>
-            <w:r>
-              <w:t xml:space="preserve">★</w:t>
-            </w:r>
-            <w:r>
-              <w:t xml:space="preserve"> </w:t>
-            </w:r>
             <w:r>
               <w:rPr>
                 <w:bCs/>
@@ -3060,7 +2907,7 @@
               <w:jc w:val="left"/>
             </w:pPr>
             <w:r>
-              <w:t xml:space="preserve">摘要③ 加「（★ 间距取自合并权重：15 题版</w:t>
+              <w:t xml:space="preserve">摘要③ 加「（间距取自合并权重：15 题版</w:t>
             </w:r>
             <w:r>
               <w:t xml:space="preserve"> </w:t>
@@ -3086,7 +2933,7 @@
               <w:t xml:space="preserve">6 seed／100 样本</w:t>
             </w:r>
             <w:r>
-              <w:t xml:space="preserve">）」；摘要④／§11.1 加「（★ n =</w:t>
+              <w:t xml:space="preserve">）」；摘要④／§11.1 加「（n =</w:t>
             </w:r>
             <w:r>
               <w:t xml:space="preserve"> </w:t>
@@ -3151,12 +2998,6 @@
               <w:pStyle w:val="Compact"/>
               <w:jc w:val="left"/>
             </w:pPr>
-            <w:r>
-              <w:t xml:space="preserve">★</w:t>
-            </w:r>
-            <w:r>
-              <w:t xml:space="preserve"> </w:t>
-            </w:r>
             <w:r>
               <w:rPr>
                 <w:bCs/>
@@ -3247,10 +3088,7 @@
               <w:t xml:space="preserve">\| 数据 ／ 读数 \| ① 原始实验及其日期 \| …</w:t>
             </w:r>
             <w:r>
-              <w:t xml:space="preserve"> </w:t>
-            </w:r>
-            <w:r>
-              <w:t xml:space="preserve">⇒ 与 A 篇</w:t>
+              <w:t xml:space="preserve">，与 A 篇</w:t>
             </w:r>
             <w:r>
               <w:t xml:space="preserve"> </w:t>
@@ -3271,27 +3109,15 @@
               </w:rPr>
               <w:t xml:space="preserve">逐字相同</w:t>
             </w:r>
-            <w:r>
-              <w:t xml:space="preserve"> </w:t>
-            </w:r>
-            <w:r>
-              <w:t xml:space="preserve">✔</w:t>
-            </w:r>
-          </w:p>
-        </w:tc>
-        <w:tc>
-          <w:tcPr/>
-          <w:p>
-            <w:pPr>
-              <w:pStyle w:val="Compact"/>
-              <w:jc w:val="left"/>
-            </w:pPr>
-            <w:r>
-              <w:t xml:space="preserve">★</w:t>
-            </w:r>
-            <w:r>
-              <w:t xml:space="preserve"> </w:t>
-            </w:r>
+          </w:p>
+        </w:tc>
+        <w:tc>
+          <w:tcPr/>
+          <w:p>
+            <w:pPr>
+              <w:pStyle w:val="Compact"/>
+              <w:jc w:val="left"/>
+            </w:pPr>
             <w:r>
               <w:rPr>
                 <w:bCs/>
@@ -3483,10 +3309,7 @@
               <w:t xml:space="preserve">:647</w:t>
             </w:r>
             <w:r>
-              <w:t xml:space="preserve">）⇒</w:t>
-            </w:r>
-            <w:r>
-              <w:t xml:space="preserve"> </w:t>
+              <w:t xml:space="preserve">），</w:t>
             </w:r>
             <w:r>
               <w:rPr>
@@ -3504,12 +3327,6 @@
               <w:pStyle w:val="Compact"/>
               <w:jc w:val="left"/>
             </w:pPr>
-            <w:r>
-              <w:t xml:space="preserve">★</w:t>
-            </w:r>
-            <w:r>
-              <w:t xml:space="preserve"> </w:t>
-            </w:r>
             <w:r>
               <w:rPr>
                 <w:bCs/>
@@ -3586,10 +3403,7 @@
               <w:t xml:space="preserve">「架构级：P2 增量 ＝ 不可分辨；承重维度轴 ＝ 不可分辨；宽度轴 ＝ 未检出」</w:t>
             </w:r>
             <w:r>
-              <w:t xml:space="preserve"> </w:t>
-            </w:r>
-            <w:r>
-              <w:t xml:space="preserve">⇒ 与 §10</w:t>
+              <w:t xml:space="preserve">，与 §10</w:t>
             </w:r>
             <w:r>
               <w:t xml:space="preserve"> </w:t>
@@ -3637,12 +3451,6 @@
               <w:pStyle w:val="Compact"/>
               <w:jc w:val="left"/>
             </w:pPr>
-            <w:r>
-              <w:t xml:space="preserve">★</w:t>
-            </w:r>
-            <w:r>
-              <w:t xml:space="preserve"> </w:t>
-            </w:r>
             <w:r>
               <w:rPr>
                 <w:bCs/>
@@ -3708,7 +3516,7 @@
               <w:t xml:space="preserve"> </w:t>
             </w:r>
             <w:r>
-              <w:t xml:space="preserve">新 ⇒ 版本错配"（会误导读者以为"同步测试文件就好"）</w:t>
+              <w:t xml:space="preserve">新，版本错配"（会误导读者以为"同步测试文件就好"）</w:t>
             </w:r>
           </w:p>
         </w:tc>
@@ -3835,12 +3643,6 @@
               <w:pStyle w:val="Compact"/>
               <w:jc w:val="left"/>
             </w:pPr>
-            <w:r>
-              <w:t xml:space="preserve">★</w:t>
-            </w:r>
-            <w:r>
-              <w:t xml:space="preserve"> </w:t>
-            </w:r>
             <w:r>
               <w:rPr>
                 <w:bCs/>
@@ -3959,10 +3761,7 @@
               <w:t xml:space="preserve">6+2+3+6×6</w:t>
             </w:r>
             <w:r>
-              <w:t xml:space="preserve">；★</w:t>
-            </w:r>
-            <w:r>
-              <w:t xml:space="preserve"> </w:t>
+              <w:t xml:space="preserve">；</w:t>
             </w:r>
             <w:r>
               <w:rPr>
@@ -3983,12 +3782,6 @@
               <w:pStyle w:val="Compact"/>
               <w:jc w:val="left"/>
             </w:pPr>
-            <w:r>
-              <w:t xml:space="preserve">★</w:t>
-            </w:r>
-            <w:r>
-              <w:t xml:space="preserve"> </w:t>
-            </w:r>
             <w:r>
               <w:rPr>
                 <w:bCs/>
@@ -4086,7 +3879,7 @@
               <w:t xml:space="preserve">3／3／4／2／2</w:t>
             </w:r>
             <w:r>
-              <w:t xml:space="preserve">…★</w:t>
+              <w:t xml:space="preserve">…</w:t>
             </w:r>
             <w:r>
               <w:t xml:space="preserve"> </w:t>
@@ -4110,12 +3903,6 @@
               <w:pStyle w:val="Compact"/>
               <w:jc w:val="left"/>
             </w:pPr>
-            <w:r>
-              <w:t xml:space="preserve">★</w:t>
-            </w:r>
-            <w:r>
-              <w:t xml:space="preserve"> </w:t>
-            </w:r>
             <w:r>
               <w:rPr>
                 <w:bCs/>
@@ -4136,13 +3923,13 @@
     </w:p>
     <w:bookmarkEnd w:id="24"/>
     <w:bookmarkEnd w:id="25"/>
-    <w:bookmarkStart w:id="32" w:name="ae-逐块核验-全部对-22134981806-行这一版重跑"/>
+    <w:bookmarkStart w:id="32" w:name="ae-逐块核验全部对-22134981806-行这一版重跑"/>
     <w:p>
       <w:pPr>
         <w:pStyle w:val="Heading2"/>
       </w:pPr>
       <w:r>
-        <w:t xml:space="preserve">3 · A–E 逐块核验（★ 全部对</w:t>
+        <w:t xml:space="preserve">3 · A–E 逐块核验（全部对</w:t>
       </w:r>
       <w:r>
         <w:t xml:space="preserve"> </w:t>
@@ -4163,7 +3950,7 @@
         <w:pStyle w:val="Heading3"/>
       </w:pPr>
       <w:r>
-        <w:t xml:space="preserve">D0 · ★ owner 在审计期间改的三处 —— 我逐条独立复核（v2 版）</w:t>
+        <w:t xml:space="preserve">D0 · owner 在审计期间改的三处 —— 我逐条独立复核（v2 版）</w:t>
       </w:r>
     </w:p>
     <w:tbl>
@@ -4298,13 +4085,7 @@
               <w:t xml:space="preserve">sed -n '394,398p;410,414p' test_workflow.py</w:t>
             </w:r>
             <w:r>
-              <w:t xml:space="preserve"> </w:t>
-            </w:r>
-            <w:r>
-              <w:t xml:space="preserve">⇒</w:t>
-            </w:r>
-            <w:r>
-              <w:t xml:space="preserve"> </w:t>
+              <w:t xml:space="preserve">，</w:t>
             </w:r>
             <w:r>
               <w:rPr>
@@ -4329,7 +4110,7 @@
               <w:t xml:space="preserve">if p0.param_count() != 57:</w:t>
             </w:r>
             <w:r>
-              <w:t xml:space="preserve">（判据 57 ✔）；</w:t>
+              <w:t xml:space="preserve">（判据 57）；</w:t>
             </w:r>
             <w:r>
               <w:rPr>
@@ -4354,23 +4135,17 @@
               <w:t xml:space="preserve">return True, "47 参数；w=0 均匀；查表策略命中映射"</w:t>
             </w:r>
             <w:r>
-              <w:t xml:space="preserve">（陈旧打印文本 ✔）</w:t>
-            </w:r>
-          </w:p>
-        </w:tc>
-        <w:tc>
-          <w:tcPr/>
-          <w:p>
-            <w:pPr>
-              <w:pStyle w:val="Compact"/>
-              <w:jc w:val="left"/>
-            </w:pPr>
-            <w:r>
-              <w:t xml:space="preserve">✔</w:t>
-            </w:r>
-            <w:r>
-              <w:t xml:space="preserve"> </w:t>
-            </w:r>
+              <w:t xml:space="preserve">（陈旧打印文本）</w:t>
+            </w:r>
+          </w:p>
+        </w:tc>
+        <w:tc>
+          <w:tcPr/>
+          <w:p>
+            <w:pPr>
+              <w:pStyle w:val="Compact"/>
+              <w:jc w:val="left"/>
+            </w:pPr>
             <w:r>
               <w:rPr>
                 <w:bCs/>
@@ -4418,7 +4193,7 @@
               <w:jc w:val="left"/>
             </w:pPr>
             <w:r>
-              <w:t xml:space="preserve">内容与我实测一致；★ v4 里 §14 共</w:t>
+              <w:t xml:space="preserve">内容与我实测一致； v4 里 §14 共</w:t>
             </w:r>
             <w:r>
               <w:t xml:space="preserve"> </w:t>
@@ -4437,11 +4212,7 @@
           <w:p>
             <w:pPr>
               <w:pStyle w:val="Compact"/>
-              <w:jc w:val="left"/>
-            </w:pPr>
-            <w:r>
-              <w:t xml:space="preserve">✔</w:t>
-            </w:r>
+            </w:pPr>
           </w:p>
         </w:tc>
       </w:tr>
@@ -4482,7 +4253,7 @@
               <w:jc w:val="left"/>
             </w:pPr>
             <w:r>
-              <w:t xml:space="preserve">★ 我独立复跑两条命令，输出与 owner 所写</w:t>
+              <w:t xml:space="preserve">我独立复跑两条命令，输出与 owner 所写</w:t>
             </w:r>
             <w:r>
               <w:rPr>
@@ -4503,12 +4274,6 @@
               <w:pStyle w:val="Compact"/>
               <w:jc w:val="left"/>
             </w:pPr>
-            <w:r>
-              <w:t xml:space="preserve">✔</w:t>
-            </w:r>
-            <w:r>
-              <w:t xml:space="preserve"> </w:t>
-            </w:r>
             <w:r>
               <w:rPr>
                 <w:bCs/>
@@ -4616,7 +4381,7 @@
               <w:jc w:val="left"/>
             </w:pPr>
             <w:r>
-              <w:t xml:space="preserve">★★★ 篇名/主 claim 不得用底稿明说「无证据」的</w:t>
+              <w:t xml:space="preserve">篇名/主 claim 不得用底稿明说「无证据」的</w:t>
             </w:r>
             <w:r>
               <w:t xml:space="preserve"> </w:t>
@@ -4684,7 +4449,7 @@
               <w:t xml:space="preserve">逐字</w:t>
             </w:r>
             <w:r>
-              <w:t xml:space="preserve">）；摘要③「★</w:t>
+              <w:t xml:space="preserve">）；摘要③「</w:t>
             </w:r>
             <w:r>
               <w:t xml:space="preserve"> </w:t>
@@ -4817,7 +4582,7 @@
               <w:t xml:space="preserve"> </w:t>
             </w:r>
             <w:r>
-              <w:t xml:space="preserve">自更正段「argmax 是 nf=3（-1.3），且 Top1–Top2 间距仅 0.100 ⇒ 不足以称「学出偏好」… nf 档位上没有「学出偏好」的证据」✔ 与正文一致；</w:t>
+              <w:t xml:space="preserve">自更正段「argmax 是 nf=3（-1.3），且 Top1–Top2 间距仅 0.100，不足以称「学出偏好」… nf 档位上没有「学出偏好」的证据」与正文一致；</w:t>
             </w:r>
             <w:r>
               <w:rPr>
@@ -4852,7 +4617,7 @@
               <w:jc w:val="left"/>
             </w:pPr>
             <w:r>
-              <w:t xml:space="preserve">★★★ 台账补层3 唯一正面读数（避坑轴）＋维度偏好表</w:t>
+              <w:t xml:space="preserve">台账补层3 唯一正面读数（避坑轴）＋维度偏好表</w:t>
             </w:r>
           </w:p>
         </w:tc>
@@ -4889,7 +4654,7 @@
               <w:t xml:space="preserve">in-sample</w:t>
             </w:r>
             <w:r>
-              <w:t xml:space="preserve">、每臂 n=6、三条限制 ＋ 结构限制）；§9.5（偏好表 ＋ 读法纪律「间距&lt;0.15 不足以称偏好；完全并列≠死维」＋ u/t 弱证据限定）✔。回源：</w:t>
+              <w:t xml:space="preserve">、每臂 n=6、三条限制 ＋ 结构限制）；§9.5（偏好表 ＋ 读法要求「间距&lt;0.15 不足以称偏好；完全并列≠死维」＋ u/t 弱证据限定）。回源：</w:t>
             </w:r>
             <w:r>
               <w:rPr>
@@ -4927,7 +4692,7 @@
               <w:jc w:val="left"/>
             </w:pPr>
             <w:r>
-              <w:t xml:space="preserve">★★★ 47 →</w:t>
+              <w:t xml:space="preserve">47 →</w:t>
             </w:r>
             <w:r>
               <w:t xml:space="preserve"> </w:t>
@@ -5056,12 +4821,6 @@
                 <w:b/>
               </w:rPr>
               <w:t xml:space="preserve">57</w:t>
-            </w:r>
-            <w:r>
-              <w:t xml:space="preserve"> </w:t>
-            </w:r>
-            <w:r>
-              <w:t xml:space="preserve">✔</w:t>
             </w:r>
           </w:p>
         </w:tc>
@@ -5087,7 +4846,7 @@
               <w:jc w:val="left"/>
             </w:pPr>
             <w:r>
-              <w:t xml:space="preserve">★★★ 判决不得过度概括（按轴分写）</w:t>
+              <w:t xml:space="preserve">判决不得过度概括（按轴分写）</w:t>
             </w:r>
           </w:p>
         </w:tc>
@@ -5183,7 +4942,7 @@
               <w:jc w:val="left"/>
             </w:pPr>
             <w:r>
-              <w:t xml:space="preserve">★★ 判官同源只对部分批次成立 ⇒ 分批登记</w:t>
+              <w:t xml:space="preserve">判官同源只对部分批次成立，分批登记</w:t>
             </w:r>
           </w:p>
         </w:tc>
@@ -5280,10 +5039,7 @@
               <w:t xml:space="preserve">:535</w:t>
             </w:r>
             <w:r>
-              <w:t xml:space="preserve"> </w:t>
-            </w:r>
-            <w:r>
-              <w:t xml:space="preserve">✔；★ 路径映射表</w:t>
+              <w:t xml:space="preserve">；路径映射表</w:t>
             </w:r>
             <w:r>
               <w:t xml:space="preserve"> </w:t>
@@ -5303,12 +5059,6 @@
                 <w:b/>
               </w:rPr>
               <w:t xml:space="preserve">未被采信</w:t>
-            </w:r>
-            <w:r>
-              <w:t xml:space="preserve"> </w:t>
-            </w:r>
-            <w:r>
-              <w:t xml:space="preserve">✔</w:t>
             </w:r>
           </w:p>
         </w:tc>
@@ -5334,7 +5084,7 @@
               <w:jc w:val="left"/>
             </w:pPr>
             <w:r>
-              <w:t xml:space="preserve">★★ 待判命题只能 P2 与 P4（P1/P3 连 token 都不该出现）</w:t>
+              <w:t xml:space="preserve">待判命题只能 P2 与 P4（P1/P3 连 token 都不该出现）</w:t>
             </w:r>
           </w:p>
         </w:tc>
@@ -5433,7 +5183,7 @@
               <w:t xml:space="preserve">P4</w:t>
             </w:r>
             <w:r>
-              <w:t xml:space="preserve">=4 ⇒ grep 有效性自证）</w:t>
+              <w:t xml:space="preserve">=4，grep 有效性自证）</w:t>
             </w:r>
           </w:p>
         </w:tc>
@@ -5459,7 +5209,7 @@
               <w:jc w:val="left"/>
             </w:pPr>
             <w:r>
-              <w:t xml:space="preserve">★★ 《数据来源与独立性声明》七列且 ⑥ 逐行非空</w:t>
+              <w:t xml:space="preserve">《数据来源与独立性声明》七列且 ⑥ 逐行非空</w:t>
             </w:r>
           </w:p>
         </w:tc>
@@ -5513,7 +5263,7 @@
               <w:t xml:space="preserve">6 行逐行非空</w:t>
             </w:r>
             <w:r>
-              <w:t xml:space="preserve">：与 L1/A/C/D 不共享读数＋共享"判官可靠性必须实测"纪律｜与 A 不共享＋共享"负对照臂必须持平"｜共享"argmax ≠ 偏好"读法纪律｜★ 层2 内部读数自曝＋与 A 篇同承重维度构念/同测量代码｜与 D 共享判官失效模式方法学结论⇒同源判官⇒证据不独立｜不适用（无读数）。★ 首列已改「</w:t>
+              <w:t xml:space="preserve">：与 L1/A/C/D 不共享读数＋共享"判官可靠性必须实测"要求｜与 A 不共享＋共享"负对照臂必须持平"｜共享"argmax ≠ 偏好"读法要求｜ 层2 内部读数自曝＋与 A 篇同承重维度构念/同测量代码｜与 D 共享判官失效模式方法学结论，同源判官，证据不独立｜不适用（无读数）。首列已改「</w:t>
             </w:r>
             <w:r>
               <w:rPr>
@@ -5523,7 +5273,7 @@
               <w:t xml:space="preserve">数据 / 读数</w:t>
             </w:r>
             <w:r>
-              <w:t xml:space="preserve">」✔</w:t>
+              <w:t xml:space="preserve">」</w:t>
             </w:r>
           </w:p>
         </w:tc>
@@ -5549,7 +5299,7 @@
               <w:jc w:val="left"/>
             </w:pPr>
             <w:r>
-              <w:t xml:space="preserve">★ 必须加</w:t>
+              <w:t xml:space="preserve">必须加</w:t>
             </w:r>
             <w:r>
               <w:rPr>
@@ -5610,7 +5360,7 @@
               <w:jc w:val="left"/>
             </w:pPr>
             <w:r>
-              <w:t xml:space="preserve">★ 必须有《读数口径变更记录》</w:t>
+              <w:t xml:space="preserve">必须有《读数口径变更记录》</w:t>
             </w:r>
           </w:p>
         </w:tc>
@@ -5666,7 +5416,7 @@
               <w:t xml:space="preserve">15 行</w:t>
             </w:r>
             <w:r>
-              <w:t xml:space="preserve">：底稿既有 3 ＋ 本轮 12（①47→57 ②题名主claim ③判决分轴 ④P2 判读强度 ⑤arb 档位名撤回 ⑥"层2 写死"改写 ⑦§5.6 枚举补正 ⑧底稿</w:t>
+              <w:t xml:space="preserve">：底稿既有 3 ＋ 这一轮 12（①47→57 ②题名主claim ③判决分轴 ④P2 判读强度 ⑤arb 档位名撤回 ⑥"层2 写死"改写 ⑦§5.6 枚举补正 ⑧底稿</w:t>
             </w:r>
             <w:r>
               <w:t xml:space="preserve"> </w:t>
@@ -5717,7 +5467,7 @@
               <w:jc w:val="left"/>
             </w:pPr>
             <w:r>
-              <w:t xml:space="preserve">★ 附录 A 不得照抄底稿的扁平化前路径</w:t>
+              <w:t xml:space="preserve">附录 A 不得照抄底稿的扁平化前路径</w:t>
             </w:r>
           </w:p>
         </w:tc>
@@ -5825,7 +5575,7 @@
               <w:jc w:val="left"/>
             </w:pPr>
             <w:r>
-              <w:t xml:space="preserve">★ 局限编号 L3-01… 不与 L1 篇撞号；验收要有清单全量核对</w:t>
+              <w:t xml:space="preserve">局限编号 L3-01… 不与 L1 篇撞号；验收要有清单全量核对</w:t>
             </w:r>
           </w:p>
         </w:tc>
@@ -5853,7 +5603,7 @@
               <w:jc w:val="left"/>
             </w:pPr>
             <w:r>
-              <w:t xml:space="preserve">编号 ✔（</w:t>
+              <w:t xml:space="preserve">编号（</w:t>
             </w:r>
             <w:r>
               <w:rPr>
@@ -5906,17 +5656,14 @@
               <w:t xml:space="preserve"> </w:t>
             </w:r>
             <w:r>
-              <w:t xml:space="preserve">处）。★</w:t>
-            </w:r>
-            <w:r>
-              <w:t xml:space="preserve"> </w:t>
-            </w:r>
-            <w:r>
-              <w:rPr>
-                <w:bCs/>
-                <w:b/>
-              </w:rPr>
-              <w:t xml:space="preserve">"清单全量核对"当前为红 ⇒ R-02</w:t>
+              <w:t xml:space="preserve">处）。</w:t>
+            </w:r>
+            <w:r>
+              <w:rPr>
+                <w:bCs/>
+                <w:b/>
+              </w:rPr>
+              <w:t xml:space="preserve">"清单全量核对"当前为红，R-02</w:t>
             </w:r>
           </w:p>
         </w:tc>
@@ -6062,11 +5809,7 @@
           <w:p>
             <w:pPr>
               <w:pStyle w:val="Compact"/>
-              <w:jc w:val="center"/>
-            </w:pPr>
-            <w:r>
-              <w:t xml:space="preserve">✅</w:t>
-            </w:r>
+            </w:pPr>
           </w:p>
         </w:tc>
         <w:tc>
@@ -6112,7 +5855,7 @@
               <w:t xml:space="preserve"> </w:t>
             </w:r>
             <w:r>
-              <w:t xml:space="preserve">uniform ⇒ 须降级为负结果」——条件句</w:t>
+              <w:t xml:space="preserve">uniform，须降级为负结果」——条件句</w:t>
             </w:r>
           </w:p>
         </w:tc>
@@ -6159,11 +5902,7 @@
           <w:p>
             <w:pPr>
               <w:pStyle w:val="Compact"/>
-              <w:jc w:val="center"/>
-            </w:pPr>
-            <w:r>
-              <w:t xml:space="preserve">✅</w:t>
-            </w:r>
+            </w:pPr>
           </w:p>
         </w:tc>
         <w:tc>
@@ -6221,11 +5960,7 @@
           <w:p>
             <w:pPr>
               <w:pStyle w:val="Compact"/>
-              <w:jc w:val="center"/>
-            </w:pPr>
-            <w:r>
-              <w:t xml:space="preserve">✅</w:t>
-            </w:r>
+            </w:pPr>
           </w:p>
         </w:tc>
         <w:tc>
@@ -6295,22 +6030,18 @@
           <w:p>
             <w:pPr>
               <w:pStyle w:val="Compact"/>
-              <w:jc w:val="center"/>
-            </w:pPr>
-            <w:r>
-              <w:t xml:space="preserve">✅</w:t>
-            </w:r>
-          </w:p>
-        </w:tc>
-        <w:tc>
-          <w:tcPr/>
-          <w:p>
-            <w:pPr>
-              <w:pStyle w:val="Compact"/>
-              <w:jc w:val="left"/>
-            </w:pPr>
-            <w:r>
-              <w:t xml:space="preserve">「★</w:t>
+            </w:pPr>
+          </w:p>
+        </w:tc>
+        <w:tc>
+          <w:tcPr/>
+          <w:p>
+            <w:pPr>
+              <w:pStyle w:val="Compact"/>
+              <w:jc w:val="left"/>
+            </w:pPr>
+            <w:r>
+              <w:t xml:space="preserve">「</w:t>
             </w:r>
             <w:r>
               <w:t xml:space="preserve"> </w:t>
@@ -6323,13 +6054,7 @@
               <w:t xml:space="preserve">这两行是两次独立批次，不是"同一输出的判官分歧"</w:t>
             </w:r>
             <w:r>
-              <w:t xml:space="preserve"> </w:t>
-            </w:r>
-            <w:r>
-              <w:t xml:space="preserve">⇒ ⇒</w:t>
-            </w:r>
-            <w:r>
-              <w:t xml:space="preserve"> </w:t>
+              <w:t xml:space="preserve">，</w:t>
             </w:r>
             <w:r>
               <w:rPr>
@@ -6393,11 +6118,7 @@
           <w:p>
             <w:pPr>
               <w:pStyle w:val="Compact"/>
-              <w:jc w:val="center"/>
-            </w:pPr>
-            <w:r>
-              <w:t xml:space="preserve">✅</w:t>
-            </w:r>
+            </w:pPr>
           </w:p>
         </w:tc>
         <w:tc>
@@ -6418,13 +6139,7 @@
               <w:t xml:space="preserve">跑批中、未完成</w:t>
             </w:r>
             <w:r>
-              <w:t xml:space="preserve"> </w:t>
-            </w:r>
-            <w:r>
-              <w:t xml:space="preserve">⇒ ⇒</w:t>
-            </w:r>
-            <w:r>
-              <w:t xml:space="preserve"> </w:t>
+              <w:t xml:space="preserve">，</w:t>
             </w:r>
             <w:r>
               <w:rPr>
@@ -6481,22 +6196,18 @@
           <w:p>
             <w:pPr>
               <w:pStyle w:val="Compact"/>
-              <w:jc w:val="center"/>
-            </w:pPr>
-            <w:r>
-              <w:t xml:space="preserve">✅</w:t>
-            </w:r>
-          </w:p>
-        </w:tc>
-        <w:tc>
-          <w:tcPr/>
-          <w:p>
-            <w:pPr>
-              <w:pStyle w:val="Compact"/>
-              <w:jc w:val="left"/>
-            </w:pPr>
-            <w:r>
-              <w:t xml:space="preserve">自我纠正段完整保留（并提升为全篇读数分层纪律）</w:t>
+            </w:pPr>
+          </w:p>
+        </w:tc>
+        <w:tc>
+          <w:tcPr/>
+          <w:p>
+            <w:pPr>
+              <w:pStyle w:val="Compact"/>
+              <w:jc w:val="left"/>
+            </w:pPr>
+            <w:r>
+              <w:t xml:space="preserve">自我纠正段完整保留（并提升为全篇读数分层要求）</w:t>
             </w:r>
           </w:p>
         </w:tc>
@@ -6543,11 +6254,7 @@
           <w:p>
             <w:pPr>
               <w:pStyle w:val="Compact"/>
-              <w:jc w:val="center"/>
-            </w:pPr>
-            <w:r>
-              <w:t xml:space="preserve">✅</w:t>
-            </w:r>
+            </w:pPr>
           </w:p>
         </w:tc>
         <w:tc>
@@ -6605,11 +6312,7 @@
           <w:p>
             <w:pPr>
               <w:pStyle w:val="Compact"/>
-              <w:jc w:val="center"/>
-            </w:pPr>
-            <w:r>
-              <w:t xml:space="preserve">✅</w:t>
-            </w:r>
+            </w:pPr>
           </w:p>
         </w:tc>
         <w:tc>
@@ -6708,11 +6411,7 @@
           <w:p>
             <w:pPr>
               <w:pStyle w:val="Compact"/>
-              <w:jc w:val="center"/>
-            </w:pPr>
-            <w:r>
-              <w:t xml:space="preserve">✅</w:t>
-            </w:r>
+            </w:pPr>
           </w:p>
         </w:tc>
         <w:tc>
@@ -6753,7 +6452,7 @@
               <w:t xml:space="preserve">不得</w:t>
             </w:r>
             <w:r>
-              <w:t xml:space="preserve">贴这个标签」；§13 第 9 项立为常设纪律；承重维度（依赖判官）从未贴该标签</w:t>
+              <w:t xml:space="preserve">贴这个标签」；§13 第 9 项立为常设要求；承重维度（依赖判官）从未贴该标签</w:t>
             </w:r>
           </w:p>
         </w:tc>
@@ -6800,22 +6499,18 @@
           <w:p>
             <w:pPr>
               <w:pStyle w:val="Compact"/>
-              <w:jc w:val="center"/>
-            </w:pPr>
-            <w:r>
-              <w:t xml:space="preserve">✅</w:t>
-            </w:r>
-          </w:p>
-        </w:tc>
-        <w:tc>
-          <w:tcPr/>
-          <w:p>
-            <w:pPr>
-              <w:pStyle w:val="Compact"/>
-              <w:jc w:val="left"/>
-            </w:pPr>
-            <w:r>
-              <w:t xml:space="preserve">19 组关键读数全部回源命中（D4）；★ A3 严格口径独立复算见 §5</w:t>
+            </w:pPr>
+          </w:p>
+        </w:tc>
+        <w:tc>
+          <w:tcPr/>
+          <w:p>
+            <w:pPr>
+              <w:pStyle w:val="Compact"/>
+              <w:jc w:val="left"/>
+            </w:pPr>
+            <w:r>
+              <w:t xml:space="preserve">19 组关键读数全部回源命中（D4）； A3 严格口径独立复算见 §5</w:t>
             </w:r>
           </w:p>
         </w:tc>
@@ -6872,12 +6567,6 @@
               <w:jc w:val="center"/>
             </w:pPr>
             <w:r>
-              <w:t xml:space="preserve">✅</w:t>
-            </w:r>
-            <w:r>
-              <w:t xml:space="preserve"> </w:t>
-            </w:r>
-            <w:r>
               <w:rPr>
                 <w:bCs/>
                 <w:b/>
@@ -6983,10 +6672,7 @@
               <w:t xml:space="preserve"> </w:t>
             </w:r>
             <w:r>
-              <w:t xml:space="preserve">—— 「不写「无效／等效／已证明」」（§9.8 前言、状态列读法、§10 前言、§11.2 收束）｜「不得被读成"多 Agent 架构整体无效"」（L3-06）｜否证条件「换判官后若增益塌掉 ⇒</w:t>
-            </w:r>
-            <w:r>
-              <w:t xml:space="preserve"> </w:t>
+              <w:t xml:space="preserve">—— 「不写「无效／等效／已证明」」（§9.8 前言、状态列读法、§10 前言、§11.2 收束）｜「不得被读成"多 Agent 架构整体无效"」（L3-06）｜否证条件「换判官后若增益塌掉，</w:t>
             </w:r>
             <w:r>
               <w:rPr>
@@ -7038,7 +6724,7 @@
               <w:t xml:space="preserve">不做任何等效性断言</w:t>
             </w:r>
             <w:r>
-              <w:t xml:space="preserve">"类免责。★ v4 已无 §1.2 那个「无效」措辞</w:t>
+              <w:t xml:space="preserve">"类免责。 v4 已无 §1.2 那个「无效」措辞</w:t>
             </w:r>
           </w:p>
         </w:tc>
@@ -7085,11 +6771,7 @@
           <w:p>
             <w:pPr>
               <w:pStyle w:val="Compact"/>
-              <w:jc w:val="center"/>
-            </w:pPr>
-            <w:r>
-              <w:t xml:space="preserve">✅</w:t>
-            </w:r>
+            </w:pPr>
           </w:p>
         </w:tc>
         <w:tc>
@@ -7141,7 +6823,7 @@
               <w:t xml:space="preserve">全部</w:t>
             </w:r>
             <w:r>
-              <w:t xml:space="preserve">带「★</w:t>
+              <w:t xml:space="preserve">带「</w:t>
             </w:r>
             <w:r>
               <w:t xml:space="preserve"> </w:t>
@@ -7189,7 +6871,7 @@
               <w:t xml:space="preserve">8 处</w:t>
             </w:r>
             <w:r>
-              <w:t xml:space="preserve">同理（每臂 n=4–5）；路径间 Sim（层2 内部 0.461／0.123／0.119）带 n=3／4／2 份 ＋「★</w:t>
+              <w:t xml:space="preserve">同理（每臂 n=4–5）；路径间 Sim（层2 内部 0.461／0.123／0.119）带 n=3／4／2 份 ＋「</w:t>
             </w:r>
             <w:r>
               <w:t xml:space="preserve"> </w:t>
@@ -7249,11 +6931,7 @@
           <w:p>
             <w:pPr>
               <w:pStyle w:val="Compact"/>
-              <w:jc w:val="center"/>
-            </w:pPr>
-            <w:r>
-              <w:t xml:space="preserve">✅</w:t>
-            </w:r>
+            </w:pPr>
           </w:p>
         </w:tc>
         <w:tc>
@@ -7274,7 +6952,7 @@
               <w:t xml:space="preserve">禁令条文自身</w:t>
             </w:r>
             <w:r>
-              <w:t xml:space="preserve">（§3.2、§8.2），无主张性用法；「⚠️</w:t>
+              <w:t xml:space="preserve">（§3.2、§8.2），无主张性用法；「</w:t>
             </w:r>
             <w:r>
               <w:t xml:space="preserve"> </w:t>
@@ -7297,7 +6975,7 @@
               <w:t xml:space="preserve">人画的 36 格网格</w:t>
             </w:r>
             <w:r>
-              <w:t xml:space="preserve">」✔</w:t>
+              <w:t xml:space="preserve">」</w:t>
             </w:r>
           </w:p>
         </w:tc>
@@ -7344,11 +7022,7 @@
           <w:p>
             <w:pPr>
               <w:pStyle w:val="Compact"/>
-              <w:jc w:val="center"/>
-            </w:pPr>
-            <w:r>
-              <w:t xml:space="preserve">✅</w:t>
-            </w:r>
+            </w:pPr>
           </w:p>
         </w:tc>
         <w:tc>
@@ -7384,10 +7058,7 @@
               <w:t xml:space="preserve"> </w:t>
             </w:r>
             <w:r>
-              <w:t xml:space="preserve">这一维读成"少发散"，★</w:t>
-            </w:r>
-            <w:r>
-              <w:t xml:space="preserve"> </w:t>
+              <w:t xml:space="preserve">这一维读成"少发散"，</w:t>
             </w:r>
             <w:r>
               <w:rPr>
@@ -7444,11 +7115,7 @@
           <w:p>
             <w:pPr>
               <w:pStyle w:val="Compact"/>
-              <w:jc w:val="center"/>
-            </w:pPr>
-            <w:r>
-              <w:t xml:space="preserve">✅</w:t>
-            </w:r>
+            </w:pPr>
           </w:p>
         </w:tc>
         <w:tc>
@@ -7519,11 +7186,7 @@
           <w:p>
             <w:pPr>
               <w:pStyle w:val="Compact"/>
-              <w:jc w:val="center"/>
-            </w:pPr>
-            <w:r>
-              <w:t xml:space="preserve">✅</w:t>
-            </w:r>
+            </w:pPr>
           </w:p>
         </w:tc>
         <w:tc>
@@ -7644,11 +7307,7 @@
           <w:p>
             <w:pPr>
               <w:pStyle w:val="Compact"/>
-              <w:jc w:val="center"/>
-            </w:pPr>
-            <w:r>
-              <w:t xml:space="preserve">✅</w:t>
-            </w:r>
+            </w:pPr>
           </w:p>
         </w:tc>
         <w:tc>
@@ -7741,11 +7400,7 @@
           <w:p>
             <w:pPr>
               <w:pStyle w:val="Compact"/>
-              <w:jc w:val="center"/>
-            </w:pPr>
-            <w:r>
-              <w:t xml:space="preserve">✅</w:t>
-            </w:r>
+            </w:pPr>
           </w:p>
         </w:tc>
         <w:tc>
@@ -7831,26 +7486,16 @@
           <w:p>
             <w:pPr>
               <w:pStyle w:val="Compact"/>
-              <w:jc w:val="center"/>
-            </w:pPr>
-            <w:r>
-              <w:t xml:space="preserve">✅</w:t>
-            </w:r>
-          </w:p>
-        </w:tc>
-        <w:tc>
-          <w:tcPr/>
-          <w:p>
-            <w:pPr>
-              <w:pStyle w:val="Compact"/>
-              <w:jc w:val="left"/>
-            </w:pPr>
-            <w:r>
-              <w:t xml:space="preserve">★</w:t>
-            </w:r>
-            <w:r>
-              <w:t xml:space="preserve"> </w:t>
-            </w:r>
+            </w:pPr>
+          </w:p>
+        </w:tc>
+        <w:tc>
+          <w:tcPr/>
+          <w:p>
+            <w:pPr>
+              <w:pStyle w:val="Compact"/>
+              <w:jc w:val="left"/>
+            </w:pPr>
             <w:r>
               <w:rPr>
                 <w:bCs/>
@@ -7938,11 +7583,7 @@
           <w:p>
             <w:pPr>
               <w:pStyle w:val="Compact"/>
-              <w:jc w:val="center"/>
-            </w:pPr>
-            <w:r>
-              <w:t xml:space="preserve">✅</w:t>
-            </w:r>
+            </w:pPr>
           </w:p>
         </w:tc>
         <w:tc>
@@ -8013,7 +7654,7 @@
               <w:t xml:space="preserve">0</w:t>
             </w:r>
             <w:r>
-              <w:t xml:space="preserve">。★ A.3 六条断言</w:t>
+              <w:t xml:space="preserve">。 A.3 六条断言</w:t>
             </w:r>
             <w:r>
               <w:rPr>
@@ -8070,11 +7711,7 @@
           <w:p>
             <w:pPr>
               <w:pStyle w:val="Compact"/>
-              <w:jc w:val="center"/>
-            </w:pPr>
-            <w:r>
-              <w:t xml:space="preserve">✅</w:t>
-            </w:r>
+            </w:pPr>
           </w:p>
         </w:tc>
         <w:tc>
@@ -8095,10 +7732,7 @@
               <w:t xml:space="preserve">自我纠正</w:t>
             </w:r>
             <w:r>
-              <w:t xml:space="preserve">（「只在【设计意图】层面成立，在【实现】层面不成立」＋给出正确写法）；§14 第 ⑥ 条登记改写；其余"写死"出现处均带「设计意图／先验／人写死／手写」限定 ⇒</w:t>
-            </w:r>
-            <w:r>
-              <w:t xml:space="preserve"> </w:t>
+              <w:t xml:space="preserve">（「只在【设计意图】层面成立，在【实现】层面不成立」＋给出正确写法）；§14 第 ⑥ 条登记改写；其余"写死"出现处均带「设计意图／先验／人写死／手写」限定，</w:t>
             </w:r>
             <w:r>
               <w:rPr>
@@ -8143,7 +7777,7 @@
         <w:t xml:space="preserve">四列</w:t>
       </w:r>
       <w:r>
-        <w:t xml:space="preserve">（主张／支持度／依据（✅ 实测，全部带 n）／还缺什么）｜</w:t>
+        <w:t xml:space="preserve">（主张／支持度／依据（实测，全部带 n）／还缺什么）｜</w:t>
       </w:r>
       <w:r>
         <w:rPr>
@@ -8251,7 +7885,7 @@
         <w:t xml:space="preserve">通过</w:t>
       </w:r>
       <w:r>
-        <w:t xml:space="preserve">（★ 摘要④ 与 §11.1 与 §10</w:t>
+        <w:t xml:space="preserve">（摘要④ 与 §11.1 与 §10</w:t>
       </w:r>
       <w:r>
         <w:t xml:space="preserve"> </w:t>
@@ -8304,7 +7938,7 @@
         <w:t xml:space="preserve"> </w:t>
       </w:r>
       <w:r>
-        <w:t xml:space="preserve">✔＋</w:t>
+        <w:t xml:space="preserve">＋</w:t>
       </w:r>
       <w:r>
         <w:rPr>
@@ -8316,7 +7950,7 @@
         <w:t xml:space="preserve"> </w:t>
       </w:r>
       <w:r>
-        <w:t xml:space="preserve">✔＋负对照臂持平（</w:t>
+        <w:t xml:space="preserve">＋负对照臂持平（</w:t>
       </w:r>
       <w:r>
         <w:rPr>
@@ -8335,7 +7969,7 @@
         <w:t xml:space="preserve">全 5/6</w:t>
       </w:r>
       <w:r>
-        <w:t xml:space="preserve">）✔。回源：</w:t>
+        <w:t xml:space="preserve">）。回源：</w:t>
       </w:r>
       <w:r>
         <w:rPr>
@@ -8347,7 +7981,7 @@
         <w:t xml:space="preserve"> </w:t>
       </w:r>
       <w:r>
-        <w:t xml:space="preserve">逐行比对 ✔。</w:t>
+        <w:t xml:space="preserve">逐行比对。</w:t>
       </w:r>
       <w:r>
         <w:rPr>
@@ -8372,7 +8006,7 @@
         <w:t xml:space="preserve">C4 · 每条读数带 n</w:t>
       </w:r>
       <w:r>
-        <w:t xml:space="preserve">：4.50／2.50（7/7 ✔）｜钻牛角尖率（✔）｜路径间 Sim（层2 内部 ＋ 三策略 0.127/0.117/0.130，均 ✔）｜判官波动中位（</w:t>
+        <w:t xml:space="preserve">：4.50／2.50（7/7）｜钻牛角尖率（）｜路径间 Sim（层2 内部 ＋ 三策略 0.127/0.117/0.130，均）｜判官波动中位（</w:t>
       </w:r>
       <w:r>
         <w:rPr>
@@ -8382,10 +8016,7 @@
         <w:t xml:space="preserve">n=12×3</w:t>
       </w:r>
       <w:r>
-        <w:t xml:space="preserve">，✔）｜承重维度 1.00/1.00/1.50（n=6/臂 ✔）｜偏好表间距（★</w:t>
-      </w:r>
-      <w:r>
-        <w:t xml:space="preserve"> </w:t>
+        <w:t xml:space="preserve">，）｜承重维度 1.00/1.00/1.50（n=6/臂）｜偏好表间距（</w:t>
       </w:r>
       <w:r>
         <w:rPr>
@@ -8573,12 +8204,6 @@
         <w:pStyle w:val="FirstParagraph"/>
       </w:pPr>
       <w:r>
-        <w:t xml:space="preserve">⇒ ★</w:t>
-      </w:r>
-      <w:r>
-        <w:t xml:space="preserve"> </w:t>
-      </w:r>
-      <w:r>
         <w:rPr>
           <w:rStyle w:val="VerbatimChar"/>
           <w:bCs/>
@@ -8601,10 +8226,7 @@
         <w:t xml:space="preserve">的缺失已修复</w:t>
       </w:r>
       <w:r>
-        <w:t xml:space="preserve">；★ 规格要求的两件事都在（★ 标注 ＋ §14 登记）⇒</w:t>
-      </w:r>
-      <w:r>
-        <w:t xml:space="preserve"> </w:t>
+        <w:t xml:space="preserve">；规格要求的两件事都在（标注 ＋ §14 登记），</w:t>
       </w:r>
       <w:r>
         <w:rPr>
@@ -8614,7 +8236,7 @@
         <w:t xml:space="preserve">合规</w:t>
       </w:r>
       <w:r>
-        <w:t xml:space="preserve">；★</w:t>
+        <w:t xml:space="preserve">；</w:t>
       </w:r>
       <w:r>
         <w:t xml:space="preserve"> </w:t>
@@ -8639,7 +8261,7 @@
         <w:t xml:space="preserve">精确表述</w:t>
       </w:r>
       <w:r>
-        <w:t xml:space="preserve">（不再宣称"整段逐字"）✔。</w:t>
+        <w:t xml:space="preserve">（不再宣称"整段逐字"）。</w:t>
       </w:r>
       <w:r>
         <w:rPr>
@@ -8754,7 +8376,7 @@
         <w:pStyle w:val="FirstParagraph"/>
       </w:pPr>
       <w:r>
-        <w:t xml:space="preserve">⇒ 正文</w:t>
+        <w:t xml:space="preserve">正文</w:t>
       </w:r>
       <w:r>
         <w:t xml:space="preserve"> </w:t>
@@ -8796,7 +8418,7 @@
         <w:t xml:space="preserve">那句</w:t>
       </w:r>
       <w:r>
-        <w:t xml:space="preserve">（grep ⇒ 0 命中），且</w:t>
+        <w:t xml:space="preserve">（grep，0 命中），且</w:t>
       </w:r>
       <w:r>
         <w:rPr>
@@ -8806,7 +8428,7 @@
         <w:t xml:space="preserve">显式登记</w:t>
       </w:r>
       <w:r>
-        <w:t xml:space="preserve">（§9.5「★</w:t>
+        <w:t xml:space="preserve">（§9.5「</w:t>
       </w:r>
       <w:r>
         <w:t xml:space="preserve"> </w:t>
@@ -8819,10 +8441,7 @@
         <w:t xml:space="preserve">底稿内部的一处张力，本文按严格版处理</w:t>
       </w:r>
       <w:r>
-        <w:t xml:space="preserve">…⇒ ⇒ ★</w:t>
-      </w:r>
-      <w:r>
-        <w:t xml:space="preserve"> </w:t>
+        <w:t xml:space="preserve">…，</w:t>
       </w:r>
       <w:r>
         <w:rPr>
@@ -8842,7 +8461,7 @@
         <w:t xml:space="preserve">不引用</w:t>
       </w:r>
       <w:r>
-        <w:t xml:space="preserve">前者那句"唯一稳健"（§14 第 ⑧ 条）」＋§14 第 ⑧ 条 ＋附录 B「★</w:t>
+        <w:t xml:space="preserve">前者那句"唯一稳健"（§14 第 ⑧ 条）」＋§14 第 ⑧ 条 ＋附录 B「</w:t>
       </w:r>
       <w:r>
         <w:t xml:space="preserve"> </w:t>
@@ -9005,7 +8624,7 @@
         <w:t xml:space="preserve">cmp8repo/repro/src/premature_closure.py</w:t>
       </w:r>
       <w:r>
-        <w:t xml:space="preserve">（「⚠️</w:t>
+        <w:t xml:space="preserve">（「</w:t>
       </w:r>
       <w:r>
         <w:t xml:space="preserve"> </w:t>
@@ -9018,10 +8637,7 @@
         <w:t xml:space="preserve">不在包内</w:t>
       </w:r>
       <w:r>
-        <w:t xml:space="preserve">…📌</w:t>
-      </w:r>
-      <w:r>
-        <w:t xml:space="preserve"> </w:t>
+        <w:t xml:space="preserve">…【待回查】</w:t>
       </w:r>
       <w:r>
         <w:rPr>
@@ -9043,7 +8659,7 @@
         <w:t xml:space="preserve">cmp8repo/repro/devset/DEV-ADV-2026-10-24.json</w:t>
       </w:r>
       <w:r>
-        <w:t xml:space="preserve">（「⚠️</w:t>
+        <w:t xml:space="preserve">（「</w:t>
       </w:r>
       <w:r>
         <w:t xml:space="preserve"> </w:t>
@@ -9116,7 +8732,7 @@
         <w:t xml:space="preserve"> </w:t>
       </w:r>
       <w:r>
-        <w:t xml:space="preserve">实测正是这 5 项 ✔）。★ 底稿</w:t>
+        <w:t xml:space="preserve">实测正是这 5 项）。底稿</w:t>
       </w:r>
       <w:r>
         <w:t xml:space="preserve"> </w:t>
@@ -9158,7 +8774,7 @@
         <w:t xml:space="preserve"> </w:t>
       </w:r>
       <w:r>
-        <w:t xml:space="preserve">原始产物，正文均已标「⚠️</w:t>
+        <w:t xml:space="preserve">原始产物，正文均已标「</w:t>
       </w:r>
       <w:r>
         <w:t xml:space="preserve"> </w:t>
@@ -9171,10 +8787,7 @@
         <w:t xml:space="preserve">不在包内</w:t>
       </w:r>
       <w:r>
-        <w:t xml:space="preserve">／📌</w:t>
-      </w:r>
-      <w:r>
-        <w:t xml:space="preserve"> </w:t>
+        <w:t xml:space="preserve">／【待回查】</w:t>
       </w:r>
       <w:r>
         <w:rPr>
@@ -9184,7 +8797,7 @@
         <w:t xml:space="preserve">第三方不可复算</w:t>
       </w:r>
       <w:r>
-        <w:t xml:space="preserve">」；★ v4 还新增了「</w:t>
+        <w:t xml:space="preserve">」； v4 还新增了「</w:t>
       </w:r>
       <w:r>
         <w:rPr>
@@ -9194,10 +8807,7 @@
         <w:t xml:space="preserve">产读数的那一版代码</w:t>
       </w:r>
       <w:r>
-        <w:t xml:space="preserve">」一行（⚠️</w:t>
-      </w:r>
-      <w:r>
-        <w:t xml:space="preserve"> </w:t>
+        <w:t xml:space="preserve">」一行（</w:t>
       </w:r>
       <w:r>
         <w:rPr>
@@ -9207,10 +8817,7 @@
         <w:t xml:space="preserve">不在包内</w:t>
       </w:r>
       <w:r>
-        <w:t xml:space="preserve">）。★</w:t>
-      </w:r>
-      <w:r>
-        <w:t xml:space="preserve"> </w:t>
+        <w:t xml:space="preserve">）。</w:t>
       </w:r>
       <w:r>
         <w:rPr>
@@ -9332,7 +8939,14 @@
           <w:bCs/>
           <w:b/>
         </w:rPr>
-        <w:t xml:space="preserve">路径一条不假 ✔</w:t>
+        <w:t xml:space="preserve">路径一条不假</w:t>
+      </w:r>
+      <w:r>
+        <w:rPr>
+          <w:bCs/>
+          <w:b/>
+        </w:rPr>
+        <w:t xml:space="preserve"> </w:t>
       </w:r>
     </w:p>
     <w:p>
@@ -9344,7 +8958,7 @@
           <w:bCs/>
           <w:b/>
         </w:rPr>
-        <w:t xml:space="preserve">D4 · 底稿数字回源（19 组，全部对上 ⇒ 无编造）</w:t>
+        <w:t xml:space="preserve">D4 · 底稿数字回源（19 组，全部对上，无编造）</w:t>
       </w:r>
       <w:r>
         <w:t xml:space="preserve">：</w:t>
@@ -9456,11 +9070,7 @@
           <w:p>
             <w:pPr>
               <w:pStyle w:val="Compact"/>
-              <w:jc w:val="center"/>
-            </w:pPr>
-            <w:r>
-              <w:t xml:space="preserve">✔</w:t>
-            </w:r>
+            </w:pPr>
           </w:p>
         </w:tc>
       </w:tr>
@@ -9512,7 +9122,7 @@
               <w:jc w:val="center"/>
             </w:pPr>
             <w:r>
-              <w:t xml:space="preserve">✔ 逐字</w:t>
+              <w:t xml:space="preserve">逐字</w:t>
             </w:r>
           </w:p>
         </w:tc>
@@ -9565,11 +9175,7 @@
           <w:p>
             <w:pPr>
               <w:pStyle w:val="Compact"/>
-              <w:jc w:val="center"/>
-            </w:pPr>
-            <w:r>
-              <w:t xml:space="preserve">✔</w:t>
-            </w:r>
+            </w:pPr>
           </w:p>
         </w:tc>
       </w:tr>
@@ -9621,11 +9227,7 @@
           <w:p>
             <w:pPr>
               <w:pStyle w:val="Compact"/>
-              <w:jc w:val="center"/>
-            </w:pPr>
-            <w:r>
-              <w:t xml:space="preserve">✔</w:t>
-            </w:r>
+            </w:pPr>
           </w:p>
         </w:tc>
       </w:tr>
@@ -9677,11 +9279,7 @@
           <w:p>
             <w:pPr>
               <w:pStyle w:val="Compact"/>
-              <w:jc w:val="center"/>
-            </w:pPr>
-            <w:r>
-              <w:t xml:space="preserve">✔</w:t>
-            </w:r>
+            </w:pPr>
           </w:p>
         </w:tc>
       </w:tr>
@@ -9733,11 +9331,7 @@
           <w:p>
             <w:pPr>
               <w:pStyle w:val="Compact"/>
-              <w:jc w:val="center"/>
-            </w:pPr>
-            <w:r>
-              <w:t xml:space="preserve">✔</w:t>
-            </w:r>
+            </w:pPr>
           </w:p>
         </w:tc>
       </w:tr>
@@ -9789,11 +9383,7 @@
           <w:p>
             <w:pPr>
               <w:pStyle w:val="Compact"/>
-              <w:jc w:val="center"/>
-            </w:pPr>
-            <w:r>
-              <w:t xml:space="preserve">✔</w:t>
-            </w:r>
+            </w:pPr>
           </w:p>
         </w:tc>
       </w:tr>
@@ -9845,11 +9435,7 @@
           <w:p>
             <w:pPr>
               <w:pStyle w:val="Compact"/>
-              <w:jc w:val="center"/>
-            </w:pPr>
-            <w:r>
-              <w:t xml:space="preserve">✔</w:t>
-            </w:r>
+            </w:pPr>
           </w:p>
         </w:tc>
       </w:tr>
@@ -9892,7 +9478,7 @@
               <w:t xml:space="preserve">arb=[-2.8,-2.2,-1.8]</w:t>
             </w:r>
             <w:r>
-              <w:t xml:space="preserve">⇒0.4；</w:t>
+              <w:t xml:space="preserve">，0.4；</w:t>
             </w:r>
             <w:r>
               <w:rPr>
@@ -9910,7 +9496,7 @@
               <w:t xml:space="preserve">arb=[-2.25,-2.0,-1.4167]</w:t>
             </w:r>
             <w:r>
-              <w:t xml:space="preserve">⇒0.5833；</w:t>
+              <w:t xml:space="preserve">，0.5833；</w:t>
             </w:r>
             <w:r>
               <w:rPr>
@@ -9919,7 +9505,7 @@
               <w:t xml:space="preserve">mm=[-2.5,-2.4,-1.9]</w:t>
             </w:r>
             <w:r>
-              <w:t xml:space="preserve">⇒vote、0.5；13 题版</w:t>
+              <w:t xml:space="preserve">，vote、0.5；13 题版</w:t>
             </w:r>
             <w:r>
               <w:t xml:space="preserve"> </w:t>
@@ -9931,7 +9517,7 @@
               <w:t xml:space="preserve">mm=[-2.3333,-1.6667,-1.6667]</w:t>
             </w:r>
             <w:r>
-              <w:t xml:space="preserve">⇒并列 0.0；</w:t>
+              <w:t xml:space="preserve">，并列 0.0；</w:t>
             </w:r>
             <w:r>
               <w:rPr>
@@ -9940,7 +9526,7 @@
               <w:t xml:space="preserve">nf=[-1.4,-1.8,-1.3,-2.3]</w:t>
             </w:r>
             <w:r>
-              <w:t xml:space="preserve">⇒argmax 第 3 档、0.1；13 题版</w:t>
+              <w:t xml:space="preserve">，argmax 第 3 档、0.1；13 题版</w:t>
             </w:r>
             <w:r>
               <w:t xml:space="preserve"> </w:t>
@@ -9952,7 +9538,7 @@
               <w:t xml:space="preserve">nf=[-1.1667,-1.25,-1.25,-2.0]</w:t>
             </w:r>
             <w:r>
-              <w:t xml:space="preserve">⇒argmax 第 1 档、0.0833；</w:t>
+              <w:t xml:space="preserve">，argmax 第 1 档、0.0833；</w:t>
             </w:r>
             <w:r>
               <w:rPr>
@@ -9961,7 +9547,7 @@
               <w:t xml:space="preserve">v=[-3.4,-3.4]</w:t>
             </w:r>
             <w:r>
-              <w:t xml:space="preserve">⇒并列）＋ 底稿</w:t>
+              <w:t xml:space="preserve">，并列）＋ 底稿</w:t>
             </w:r>
             <w:r>
               <w:t xml:space="preserve"> </w:t>
@@ -9979,11 +9565,7 @@
           <w:p>
             <w:pPr>
               <w:pStyle w:val="Compact"/>
-              <w:jc w:val="center"/>
-            </w:pPr>
-            <w:r>
-              <w:t xml:space="preserve">✔</w:t>
-            </w:r>
+            </w:pPr>
           </w:p>
         </w:tc>
       </w:tr>
@@ -10032,11 +9614,7 @@
           <w:p>
             <w:pPr>
               <w:pStyle w:val="Compact"/>
-              <w:jc w:val="center"/>
-            </w:pPr>
-            <w:r>
-              <w:t xml:space="preserve">✔</w:t>
-            </w:r>
+            </w:pPr>
           </w:p>
         </w:tc>
       </w:tr>
@@ -10094,11 +9672,7 @@
           <w:p>
             <w:pPr>
               <w:pStyle w:val="Compact"/>
-              <w:jc w:val="center"/>
-            </w:pPr>
-            <w:r>
-              <w:t xml:space="preserve">✔</w:t>
-            </w:r>
+            </w:pPr>
           </w:p>
         </w:tc>
       </w:tr>
@@ -10150,7 +9724,7 @@
               <w:jc w:val="center"/>
             </w:pPr>
             <w:r>
-              <w:t xml:space="preserve">✔（★ v4 已在附录 B 登记与 §6.4.3 散文的张力）</w:t>
+              <w:t xml:space="preserve">（v4 已在附录 B 登记与 §6.4.3 散文的张力）</w:t>
             </w:r>
           </w:p>
         </w:tc>
@@ -10206,11 +9780,7 @@
           <w:p>
             <w:pPr>
               <w:pStyle w:val="Compact"/>
-              <w:jc w:val="center"/>
-            </w:pPr>
-            <w:r>
-              <w:t xml:space="preserve">✔</w:t>
-            </w:r>
+            </w:pPr>
           </w:p>
         </w:tc>
       </w:tr>
@@ -10253,11 +9823,7 @@
           <w:p>
             <w:pPr>
               <w:pStyle w:val="Compact"/>
-              <w:jc w:val="center"/>
-            </w:pPr>
-            <w:r>
-              <w:t xml:space="preserve">✔</w:t>
-            </w:r>
+            </w:pPr>
           </w:p>
         </w:tc>
       </w:tr>
@@ -10303,11 +9869,7 @@
           <w:p>
             <w:pPr>
               <w:pStyle w:val="Compact"/>
-              <w:jc w:val="center"/>
-            </w:pPr>
-            <w:r>
-              <w:t xml:space="preserve">✔</w:t>
-            </w:r>
+            </w:pPr>
           </w:p>
         </w:tc>
       </w:tr>
@@ -10386,11 +9948,7 @@
           <w:p>
             <w:pPr>
               <w:pStyle w:val="Compact"/>
-              <w:jc w:val="center"/>
-            </w:pPr>
-            <w:r>
-              <w:t xml:space="preserve">✔</w:t>
-            </w:r>
+            </w:pPr>
           </w:p>
         </w:tc>
       </w:tr>
@@ -10433,11 +9991,7 @@
           <w:p>
             <w:pPr>
               <w:pStyle w:val="Compact"/>
-              <w:jc w:val="center"/>
-            </w:pPr>
-            <w:r>
-              <w:t xml:space="preserve">✔</w:t>
-            </w:r>
+            </w:pPr>
           </w:p>
         </w:tc>
       </w:tr>
@@ -10502,7 +10056,7 @@
         <w:t xml:space="preserve">3/7</w:t>
       </w:r>
       <w:r>
-        <w:t xml:space="preserve">）…⇒ ⇒ 先前的"负对照臂不平"读法</w:t>
+        <w:t xml:space="preserve">）…，先前的"负对照臂不平"读法</w:t>
       </w:r>
       <w:r>
         <w:rPr>
@@ -10512,7 +10066,7 @@
         <w:t xml:space="preserve">已撤回</w:t>
       </w:r>
       <w:r>
-        <w:t xml:space="preserve">为"在跑批期间不足以定噪声地板"」＋附录 B（引 KI-02／KI-03）✔；</w:t>
+        <w:t xml:space="preserve">为"在跑批期间不足以定噪声地板"」＋附录 B（引 KI-02／KI-03）；</w:t>
       </w:r>
       <w:r>
         <w:rPr>
@@ -10536,7 +10090,7 @@
         <w:t xml:space="preserve"> </w:t>
       </w:r>
       <w:r>
-        <w:t xml:space="preserve">无证据）：§9.5 ＋附录 B ✔；</w:t>
+        <w:t xml:space="preserve">无证据）：§9.5 ＋附录 B；</w:t>
       </w:r>
       <w:r>
         <w:rPr>
@@ -10570,10 +10124,7 @@
         <w:t xml:space="preserve">不是死维</w:t>
       </w:r>
       <w:r>
-        <w:t xml:space="preserve">（候选数 2）⇒ ★</w:t>
-      </w:r>
-      <w:r>
-        <w:t xml:space="preserve"> </w:t>
+        <w:t xml:space="preserve">（候选数 2），</w:t>
       </w:r>
       <w:r>
         <w:rPr>
@@ -10583,14 +10134,21 @@
         <w:t xml:space="preserve">发现：训练信号未把该维度区分开</w:t>
       </w:r>
       <w:r>
-        <w:t xml:space="preserve">」＋附录 B ✔。</w:t>
-      </w:r>
-      <w:r>
-        <w:rPr>
-          <w:bCs/>
-          <w:b/>
-        </w:rPr>
-        <w:t xml:space="preserve">三条如实登记 ✔</w:t>
+        <w:t xml:space="preserve">」＋附录 B。</w:t>
+      </w:r>
+      <w:r>
+        <w:rPr>
+          <w:bCs/>
+          <w:b/>
+        </w:rPr>
+        <w:t xml:space="preserve">三条如实登记</w:t>
+      </w:r>
+      <w:r>
+        <w:rPr>
+          <w:bCs/>
+          <w:b/>
+        </w:rPr>
+        <w:t xml:space="preserve"> </w:t>
       </w:r>
     </w:p>
     <w:p>
@@ -10711,17 +10269,18 @@
         <w:pStyle w:val="FirstParagraph"/>
       </w:pPr>
       <w:r>
-        <w:t xml:space="preserve">⇒</w:t>
-      </w:r>
-      <w:r>
-        <w:t xml:space="preserve"> </w:t>
-      </w:r>
-      <w:r>
-        <w:rPr>
-          <w:bCs/>
-          <w:b/>
-        </w:rPr>
-        <w:t xml:space="preserve">EXIT=0、6 条断言全 ✔</w:t>
+        <w:rPr>
+          <w:bCs/>
+          <w:b/>
+        </w:rPr>
+        <w:t xml:space="preserve">EXIT=0、6 条断言全</w:t>
+      </w:r>
+      <w:r>
+        <w:rPr>
+          <w:bCs/>
+          <w:b/>
+        </w:rPr>
+        <w:t xml:space="preserve"> </w:t>
       </w:r>
       <w:r>
         <w:t xml:space="preserve">，与正文附录 A.3 贴的输出</w:t>
@@ -10755,7 +10314,7 @@
         <w:t xml:space="preserve"> </w:t>
       </w:r>
       <w:r>
-        <w:t xml:space="preserve">✔｜</w:t>
+        <w:t xml:space="preserve">｜</w:t>
       </w:r>
       <w:r>
         <w:rPr>
@@ -10776,7 +10335,7 @@
         <w:t xml:space="preserve"> </w:t>
       </w:r>
       <w:r>
-        <w:t xml:space="preserve">✔｜</w:t>
+        <w:t xml:space="preserve">｜</w:t>
       </w:r>
       <w:r>
         <w:rPr>
@@ -10804,7 +10363,7 @@
         <w:t xml:space="preserve">按索引</w:t>
       </w:r>
       <w:r>
-        <w:t xml:space="preserve">）✔｜</w:t>
+        <w:t xml:space="preserve">）｜</w:t>
       </w:r>
       <w:r>
         <w:rPr>
@@ -10825,7 +10384,7 @@
         <w:t xml:space="preserve"> </w:t>
       </w:r>
       <w:r>
-        <w:t xml:space="preserve">✔｜</w:t>
+        <w:t xml:space="preserve">｜</w:t>
       </w:r>
       <w:r>
         <w:rPr>
@@ -10846,7 +10405,7 @@
         <w:t xml:space="preserve"> </w:t>
       </w:r>
       <w:r>
-        <w:t xml:space="preserve">✔｜</w:t>
+        <w:t xml:space="preserve">｜</w:t>
       </w:r>
       <w:r>
         <w:rPr>
@@ -10867,7 +10426,7 @@
         <w:t xml:space="preserve"> </w:t>
       </w:r>
       <w:r>
-        <w:t xml:space="preserve">✔｜</w:t>
+        <w:t xml:space="preserve">｜</w:t>
       </w:r>
       <w:r>
         <w:rPr>
@@ -10879,7 +10438,7 @@
         <w:t xml:space="preserve"> </w:t>
       </w:r>
       <w:r>
-        <w:t xml:space="preserve">✔｜</w:t>
+        <w:t xml:space="preserve">｜</w:t>
       </w:r>
       <w:r>
         <w:rPr>
@@ -10925,7 +10484,7 @@
         <w:t xml:space="preserve"> </w:t>
       </w:r>
       <w:r>
-        <w:t xml:space="preserve">✔｜</w:t>
+        <w:t xml:space="preserve">｜</w:t>
       </w:r>
       <w:r>
         <w:rPr>
@@ -10986,13 +10545,7 @@
         <w:t xml:space="preserve">policy=_pol</w:t>
       </w:r>
       <w:r>
-        <w:t xml:space="preserve"> </w:t>
-      </w:r>
-      <w:r>
-        <w:t xml:space="preserve">✔。★</w:t>
-      </w:r>
-      <w:r>
-        <w:t xml:space="preserve"> </w:t>
+        <w:t xml:space="preserve">。</w:t>
       </w:r>
       <w:r>
         <w:rPr>
@@ -11011,10 +10564,7 @@
         <w:t xml:space="preserve">PAPER:868</w:t>
       </w:r>
       <w:r>
-        <w:t xml:space="preserve">「两版 argmax 均为第 3 档（resolve）」⇒</w:t>
-      </w:r>
-      <w:r>
-        <w:t xml:space="preserve"> </w:t>
+        <w:t xml:space="preserve">「两版 argmax 均为第 3 档（resolve）」，</w:t>
       </w:r>
       <w:r>
         <w:rPr>
@@ -11051,7 +10601,7 @@
         <w:t xml:space="preserve">撤回并登记</w:t>
       </w:r>
       <w:r>
-        <w:t xml:space="preserve">（§14 第 ⑤ 条）✔。★ 另两项技术说法核实：§2「</w:t>
+        <w:t xml:space="preserve">（§14 第 ⑤ 条）。另两项技术说法核实：§2「</w:t>
       </w:r>
       <w:r>
         <w:rPr>
@@ -11082,10 +10632,7 @@
         <w:t xml:space="preserve">前两次</w:t>
       </w:r>
       <w:r>
-        <w:t xml:space="preserve">抽样」⇒</w:t>
-      </w:r>
-      <w:r>
-        <w:t xml:space="preserve"> </w:t>
+        <w:t xml:space="preserve">抽样」，</w:t>
       </w:r>
       <w:r>
         <w:rPr>
@@ -11118,13 +10665,7 @@
         <w:t xml:space="preserve">_sample(self.mm)</w:t>
       </w:r>
       <w:r>
-        <w:t xml:space="preserve"> </w:t>
-      </w:r>
-      <w:r>
-        <w:t xml:space="preserve">✔；附录 A.4 两条坑 ⇒</w:t>
-      </w:r>
-      <w:r>
-        <w:t xml:space="preserve"> </w:t>
+        <w:t xml:space="preserve">；附录 A.4 两条坑，</w:t>
       </w:r>
       <w:r>
         <w:rPr>
@@ -11151,7 +10692,7 @@
         <w:t xml:space="preserve"> </w:t>
       </w:r>
       <w:r>
-        <w:t xml:space="preserve">锚定 ✔；</w:t>
+        <w:t xml:space="preserve">锚定；</w:t>
       </w:r>
       <w:r>
         <w:rPr>
@@ -11178,7 +10719,7 @@
         <w:t xml:space="preserve"> </w:t>
       </w:r>
       <w:r>
-        <w:t xml:space="preserve">默认空＝行为不变 ✔。</w:t>
+        <w:t xml:space="preserve">默认空＝行为不变。</w:t>
       </w:r>
     </w:p>
     <w:p>
@@ -11190,7 +10731,7 @@
           <w:bCs/>
           <w:b/>
         </w:rPr>
-        <w:t xml:space="preserve">D7 · ★ 包内自检状态（v4 已如实登记，我独立复跑）</w:t>
+        <w:t xml:space="preserve">D7 · 包内自检状态（v4 已如实登记，我独立复跑）</w:t>
       </w:r>
       <w:r>
         <w:t xml:space="preserve">：</w:t>
@@ -11248,12 +10789,6 @@
         <w:pStyle w:val="FirstParagraph"/>
       </w:pPr>
       <w:r>
-        <w:t xml:space="preserve">⇒ ★</w:t>
-      </w:r>
-      <w:r>
-        <w:t xml:space="preserve"> </w:t>
-      </w:r>
-      <w:r>
         <w:rPr>
           <w:bCs/>
           <w:b/>
@@ -11325,10 +10860,7 @@
         <w:t xml:space="preserve">经我逐行验证为真</w:t>
       </w:r>
       <w:r>
-        <w:t xml:space="preserve">；★</w:t>
-      </w:r>
-      <w:r>
-        <w:t xml:space="preserve"> </w:t>
+        <w:t xml:space="preserve">；</w:t>
       </w:r>
       <w:r>
         <w:rPr>
@@ -11397,13 +10929,7 @@
         <w:t xml:space="preserve">run()</w:t>
       </w:r>
       <w:r>
-        <w:t xml:space="preserve"> </w:t>
-      </w:r>
-      <w:r>
-        <w:t xml:space="preserve">⇒</w:t>
-      </w:r>
-      <w:r>
-        <w:t xml:space="preserve"> </w:t>
+        <w:t xml:space="preserve">，</w:t>
       </w:r>
       <w:r>
         <w:rPr>
@@ -11438,7 +10964,7 @@
         <w:t xml:space="preserve">E1 · 标题</w:t>
       </w:r>
       <w:r>
-        <w:t xml:space="preserve">：英文，与另四篇 H1 体例一致 ✔，且与规格 §1 首选</w:t>
+        <w:t xml:space="preserve">：英文，与另四篇 H1 体例一致，且与规格 §1 首选</w:t>
       </w:r>
       <w:r>
         <w:rPr>
@@ -11448,7 +10974,7 @@
         <w:t xml:space="preserve">逐字</w:t>
       </w:r>
       <w:r>
-        <w:t xml:space="preserve">一致 ✔。</w:t>
+        <w:t xml:space="preserve">一致。</w:t>
       </w:r>
     </w:p>
     <w:p>
@@ -11626,7 +11152,7 @@
         <w:t xml:space="preserve">D 篇</w:t>
       </w:r>
       <w:r>
-        <w:t xml:space="preserve">逐字相同 ✔；★ 首列 v4 已改「</w:t>
+        <w:t xml:space="preserve">逐字相同；首列 v4 已改「</w:t>
       </w:r>
       <w:r>
         <w:rPr>
@@ -11636,10 +11162,7 @@
         <w:t xml:space="preserve">数据 / 读数</w:t>
       </w:r>
       <w:r>
-        <w:t xml:space="preserve">」⇒</w:t>
-      </w:r>
-      <w:r>
-        <w:t xml:space="preserve"> </w:t>
+        <w:t xml:space="preserve">」，</w:t>
       </w:r>
       <w:r>
         <w:rPr>
@@ -11678,10 +11201,7 @@
         <w:t xml:space="preserve">逐字相同</w:t>
       </w:r>
       <w:r>
-        <w:t xml:space="preserve"> </w:t>
-      </w:r>
-      <w:r>
-        <w:t xml:space="preserve">✔。</w:t>
+        <w:t xml:space="preserve">。</w:t>
       </w:r>
     </w:p>
     <w:p>
@@ -11829,10 +11349,7 @@
         <w:t xml:space="preserve">17</w:t>
       </w:r>
       <w:r>
-        <w:t xml:space="preserve">；★</w:t>
-      </w:r>
-      <w:r>
-        <w:t xml:space="preserve"> </w:t>
+        <w:t xml:space="preserve">；</w:t>
       </w:r>
       <w:r>
         <w:rPr>
@@ -11863,17 +11380,21 @@
         <w:t xml:space="preserve">17d33eed…dfc3f4</w:t>
       </w:r>
       <w:r>
-        <w:t xml:space="preserve">）⇒</w:t>
-      </w:r>
-      <w:r>
-        <w:t xml:space="preserve"> </w:t>
-      </w:r>
-      <w:r>
-        <w:rPr>
-          <w:bCs/>
-          <w:b/>
-        </w:rPr>
-        <w:t xml:space="preserve">58→68 / 13→14 / 13→17 ⇒ 三档全部只增不减 ✔</w:t>
+        <w:t xml:space="preserve">），</w:t>
+      </w:r>
+      <w:r>
+        <w:rPr>
+          <w:bCs/>
+          <w:b/>
+        </w:rPr>
+        <w:t xml:space="preserve">58→68 / 13→14 / 13→17，三档全部只增不减</w:t>
+      </w:r>
+      <w:r>
+        <w:rPr>
+          <w:bCs/>
+          <w:b/>
+        </w:rPr>
+        <w:t xml:space="preserve"> </w:t>
       </w:r>
       <w:r>
         <w:t xml:space="preserve">；未解决占位符</w:t>
@@ -11889,10 +11410,7 @@
         <w:t xml:space="preserve">0 命中</w:t>
       </w:r>
       <w:r>
-        <w:t xml:space="preserve"> </w:t>
-      </w:r>
-      <w:r>
-        <w:t xml:space="preserve">✔；底稿 §8 的</w:t>
+        <w:t xml:space="preserve">；底稿 §8 的</w:t>
       </w:r>
       <w:r>
         <w:t xml:space="preserve"> </w:t>
@@ -11921,7 +11439,7 @@
         <w:t xml:space="preserve"> </w:t>
       </w:r>
       <w:r>
-        <w:t xml:space="preserve">条）✔。</w:t>
+        <w:t xml:space="preserve">条）。</w:t>
       </w:r>
     </w:p>
     <w:p>
@@ -11957,13 +11475,7 @@
         <w:t xml:space="preserve">python3 tools/check_docx.py papers</w:t>
       </w:r>
       <w:r>
-        <w:t xml:space="preserve"> </w:t>
-      </w:r>
-      <w:r>
-        <w:t xml:space="preserve">⇒</w:t>
-      </w:r>
-      <w:r>
-        <w:t xml:space="preserve"> </w:t>
+        <w:t xml:space="preserve">，</w:t>
       </w:r>
       <w:r>
         <w:rPr>
@@ -11982,10 +11494,7 @@
         <w:t xml:space="preserve">表 24/24 ｜ 单元格 0 丢失 ｜ 待完成 14/14 ｜ 缺空行 0 ｜ 无表头碎片 0 ｜ 代码块表 0 ｜ 列数不一致 0 ｜ ✅</w:t>
       </w:r>
       <w:r>
-        <w:t xml:space="preserve">）；★</w:t>
-      </w:r>
-      <w:r>
-        <w:t xml:space="preserve"> </w:t>
+        <w:t xml:space="preserve">）；</w:t>
       </w:r>
       <w:r>
         <w:rPr>
@@ -11995,13 +11504,7 @@
         <w:t xml:space="preserve">全局 EXIT=1 的原因是 (a) 本篇 docx 早于 md（正文又改了，需重建）＋ (b) 本报告的 docx 尚未重建</w:t>
       </w:r>
       <w:r>
-        <w:t xml:space="preserve"> </w:t>
-      </w:r>
-      <w:r>
-        <w:t xml:space="preserve">⇒ 两者都属 §7 的收口顺序，不涉及正文内容。★ A14 清单核对 ⇒</w:t>
-      </w:r>
-      <w:r>
-        <w:t xml:space="preserve"> </w:t>
+        <w:t xml:space="preserve">，两者都属 §7 的收口顺序，不涉及正文内容。 A14 清单核对，</w:t>
       </w:r>
       <w:r>
         <w:rPr>
@@ -12023,13 +11526,13 @@
     </w:p>
     <w:bookmarkEnd w:id="31"/>
     <w:bookmarkEnd w:id="32"/>
-    <w:bookmarkStart w:id="35" w:name="独立复算-owner-给的两组判据-不采信自述全部重跑"/>
+    <w:bookmarkStart w:id="35" w:name="独立复算-owner-给的两组判据不采信自述全部重跑"/>
     <w:p>
       <w:pPr>
         <w:pStyle w:val="Heading2"/>
       </w:pPr>
       <w:r>
-        <w:t xml:space="preserve">4 · 独立复算 owner 给的两组判据（★ 不采信自述，全部重跑）</w:t>
+        <w:t xml:space="preserve">4 · 独立复算 owner 给的两组判据（不采信自述，全部重跑）</w:t>
       </w:r>
     </w:p>
     <w:bookmarkStart w:id="33" w:name="a2限定条款只增不减以包内-v1-草稿为基线"/>
@@ -12093,12 +11596,6 @@
         <w:pStyle w:val="FirstParagraph"/>
       </w:pPr>
       <w:r>
-        <w:t xml:space="preserve">⇒</w:t>
-      </w:r>
-      <w:r>
-        <w:t xml:space="preserve"> </w:t>
-      </w:r>
-      <w:r>
         <w:rPr>
           <w:bCs/>
           <w:b/>
@@ -12106,7 +11603,7 @@
         <w:t xml:space="preserve">A2 通过</w:t>
       </w:r>
       <w:r>
-        <w:t xml:space="preserve">。★ 《改稿报告》§7·A2 自述的成稿值（64/14/17）对应 owner 改前那版 ⇒ 归入</w:t>
+        <w:t xml:space="preserve">。 《改稿报告》§7·A2 自述的成稿值（64/14/17）对应 owner 改前那版，归入</w:t>
       </w:r>
       <w:r>
         <w:t xml:space="preserve"> </w:t>
@@ -12184,12 +11681,6 @@
         <w:pStyle w:val="FirstParagraph"/>
       </w:pPr>
       <w:r>
-        <w:t xml:space="preserve">⇒ ★</w:t>
-      </w:r>
-      <w:r>
-        <w:t xml:space="preserve"> </w:t>
-      </w:r>
-      <w:r>
         <w:rPr>
           <w:bCs/>
           <w:b/>
@@ -12213,7 +11704,7 @@
         <w:t xml:space="preserve"> </w:t>
       </w:r>
       <w:r>
-        <w:t xml:space="preserve">✔｜外部 § 号</w:t>
+        <w:t xml:space="preserve">｜外部 § 号</w:t>
       </w:r>
       <w:r>
         <w:t xml:space="preserve"> </w:t>
@@ -12226,7 +11717,7 @@
         <w:t xml:space="preserve">11</w:t>
       </w:r>
       <w:r>
-        <w:t xml:space="preserve">（2.2/2.3/2.4/3.4/5.4/5.6/5.9/6.4/6.5/6.6/7.2）✔｜</w:t>
+        <w:t xml:space="preserve">（2.2/2.3/2.4/3.4/5.4/5.6/5.9/6.4/6.5/6.6/7.2）｜</w:t>
       </w:r>
       <w:r>
         <w:rPr>
@@ -12239,7 +11730,7 @@
         <w:t xml:space="preserve"> </w:t>
       </w:r>
       <w:r>
-        <w:t xml:space="preserve">✔（★ 我试过 owner 提醒的</w:t>
+        <w:t xml:space="preserve">（我试过 owner 提醒的</w:t>
       </w:r>
       <w:r>
         <w:rPr>
@@ -12264,10 +11755,7 @@
         <w:t xml:space="preserve"> </w:t>
       </w:r>
       <w:r>
-        <w:t xml:space="preserve">一律豁免）⇒ 会得到 44 个 ⇒ ★</w:t>
-      </w:r>
-      <w:r>
-        <w:t xml:space="preserve"> </w:t>
+        <w:t xml:space="preserve">一律豁免），会得到 44 个，</w:t>
       </w:r>
       <w:r>
         <w:rPr>
@@ -12283,12 +11771,6 @@
         <w:t xml:space="preserve"> </w:t>
       </w:r>
       <w:r>
-        <w:t xml:space="preserve">⇒ ★</w:t>
-      </w:r>
-      <w:r>
-        <w:t xml:space="preserve"> </w:t>
-      </w:r>
-      <w:r>
         <w:rPr>
           <w:bCs/>
           <w:b/>
@@ -12471,7 +11953,7 @@
         <w:t xml:space="preserve">self.frame_seed</w:t>
       </w:r>
       <w:r>
-        <w:t xml:space="preserve">）⇒ 我</w:t>
+        <w:t xml:space="preserve">），我</w:t>
       </w:r>
       <w:r>
         <w:rPr>
@@ -12487,12 +11969,6 @@
         <w:t xml:space="preserve"> </w:t>
       </w:r>
       <w:r>
-        <w:t xml:space="preserve">⇒ ★</w:t>
-      </w:r>
-      <w:r>
-        <w:t xml:space="preserve"> </w:t>
-      </w:r>
-      <w:r>
         <w:rPr>
           <w:bCs/>
           <w:b/>
@@ -12500,10 +11976,7 @@
         <w:t xml:space="preserve">附带一条对 A3 判据本身的提醒</w:t>
       </w:r>
       <w:r>
-        <w:t xml:space="preserve">：★</w:t>
-      </w:r>
-      <w:r>
-        <w:t xml:space="preserve"> </w:t>
+        <w:t xml:space="preserve">：</w:t>
       </w:r>
       <w:r>
         <w:rPr>
@@ -12513,7 +11986,7 @@
         <w:t xml:space="preserve">A3 的"允许集合"是"文档里出现过的数字字符串"，对"指向代码的行号"天然有盲区</w:t>
       </w:r>
       <w:r>
-        <w:t xml:space="preserve">（行号不会作为字面量出现在任何源文件里）⇒ ★ 建议 A3 判据补一句：</w:t>
+        <w:t xml:space="preserve">（行号不会作为字面量出现在任何源文件里），建议 A3 判据补一句：</w:t>
       </w:r>
       <w:r>
         <w:rPr>
@@ -12654,7 +12127,7 @@
               <w:jc w:val="left"/>
             </w:pPr>
             <w:r>
-              <w:t xml:space="preserve">✔ 全部英文；L3 = 规格 §1 首选逐字</w:t>
+              <w:t xml:space="preserve">全部英文；L3 = 规格 §1 首选逐字</w:t>
             </w:r>
           </w:p>
         </w:tc>
@@ -12704,7 +12177,7 @@
               <w:jc w:val="left"/>
             </w:pPr>
             <w:r>
-              <w:t xml:space="preserve">✔ 问题→想学什么→学到/没学到→四轴效果→判决；摘要段内 0 处"有效/提升/优于/学会"</w:t>
+              <w:t xml:space="preserve">问题→想学什么→学到/没学到→四轴效果→判决；摘要段内 0 处"有效/提升/优于/学会"</w:t>
             </w:r>
           </w:p>
         </w:tc>
@@ -12754,7 +12227,7 @@
               <w:jc w:val="left"/>
             </w:pPr>
             <w:r>
-              <w:t xml:space="preserve">✔ 全部 0 主张性命中</w:t>
+              <w:t xml:space="preserve">全部 0 主张性命中</w:t>
             </w:r>
           </w:p>
         </w:tc>
@@ -12804,7 +12277,7 @@
               <w:jc w:val="left"/>
             </w:pPr>
             <w:r>
-              <w:t xml:space="preserve">✔ 7/7 ＋ 8/8 ＋ 1/1，全部带限定与 n</w:t>
+              <w:t xml:space="preserve">7/7 ＋ 8/8 ＋ 1/1，全部带限定与 n</w:t>
             </w:r>
           </w:p>
         </w:tc>
@@ -12854,7 +12327,7 @@
               <w:jc w:val="left"/>
             </w:pPr>
             <w:r>
-              <w:t xml:space="preserve">✔ 紧邻给出</w:t>
+              <w:t xml:space="preserve">紧邻给出</w:t>
             </w:r>
           </w:p>
         </w:tc>
@@ -12916,7 +12389,7 @@
               <w:jc w:val="left"/>
             </w:pPr>
             <w:r>
-              <w:t xml:space="preserve">✔ 0／0（用 P2=12、P4=4 自证 grep 有效）</w:t>
+              <w:t xml:space="preserve">0／0（用 P2=12、P4=4 自证 grep 有效）</w:t>
             </w:r>
           </w:p>
         </w:tc>
@@ -12966,7 +12439,7 @@
               <w:jc w:val="left"/>
             </w:pPr>
             <w:r>
-              <w:t xml:space="preserve">✔ 0／0／0；8 处</w:t>
+              <w:t xml:space="preserve">0／0／0；8 处</w:t>
             </w:r>
             <w:r>
               <w:t xml:space="preserve"> </w:t>
@@ -13031,7 +12504,7 @@
               <w:jc w:val="left"/>
             </w:pPr>
             <w:r>
-              <w:t xml:space="preserve">✔ 0 主张性；2 处禁令引用；36 格动作处带"人画的 36 格网格"</w:t>
+              <w:t xml:space="preserve">0 主张性；2 处禁令引用；36 格动作处带"人画的 36 格网格"</w:t>
             </w:r>
           </w:p>
         </w:tc>
@@ -13081,7 +12554,7 @@
               <w:jc w:val="left"/>
             </w:pPr>
             <w:r>
-              <w:t xml:space="preserve">✔ 唯一命中是自我更正句</w:t>
+              <w:t xml:space="preserve">唯一命中是自我更正句</w:t>
             </w:r>
           </w:p>
         </w:tc>
@@ -13131,7 +12604,7 @@
               <w:jc w:val="left"/>
             </w:pPr>
             <w:r>
-              <w:t xml:space="preserve">✔ 0 主张性用法／8＋7 处禁令引用或免责</w:t>
+              <w:t xml:space="preserve">0 主张性用法／8＋7 处禁令引用或免责</w:t>
             </w:r>
           </w:p>
         </w:tc>
@@ -13181,7 +12654,7 @@
               <w:jc w:val="left"/>
             </w:pPr>
             <w:r>
-              <w:t xml:space="preserve">✔ 四列、10 行逐轴</w:t>
+              <w:t xml:space="preserve">四列、10 行逐轴</w:t>
             </w:r>
           </w:p>
         </w:tc>
@@ -13231,7 +12704,7 @@
               <w:jc w:val="left"/>
             </w:pPr>
             <w:r>
-              <w:t xml:space="preserve">✔ 四轴齐、三条原因齐、底稿原话原样引</w:t>
+              <w:t xml:space="preserve">四轴齐、三条原因齐、底稿原话原样引</w:t>
             </w:r>
           </w:p>
         </w:tc>
@@ -13281,7 +12754,7 @@
               <w:jc w:val="left"/>
             </w:pPr>
             <w:r>
-              <w:t xml:space="preserve">✔ 全带</w:t>
+              <w:t xml:space="preserve">全带</w:t>
             </w:r>
           </w:p>
         </w:tc>
@@ -13331,7 +12804,7 @@
               <w:jc w:val="left"/>
             </w:pPr>
             <w:r>
-              <w:t xml:space="preserve">✔ 全在四档内，括注不构成第五档；★ 摘要④／§11.1／§10 三处档位</w:t>
+              <w:t xml:space="preserve">全在四档内，括注不构成第五档；摘要④／§11.1／§10 三处档位</w:t>
             </w:r>
             <w:r>
               <w:rPr>
@@ -13388,7 +12861,7 @@
               <w:jc w:val="left"/>
             </w:pPr>
             <w:r>
-              <w:t xml:space="preserve">✔ 全部非空</w:t>
+              <w:t xml:space="preserve">全部非空</w:t>
             </w:r>
           </w:p>
         </w:tc>
@@ -13453,7 +12926,7 @@
               <w:jc w:val="left"/>
             </w:pPr>
             <w:r>
-              <w:t xml:space="preserve">✔ 0 引用，显式登记，以</w:t>
+              <w:t xml:space="preserve">0 引用，显式登记，以</w:t>
             </w:r>
             <w:r>
               <w:t xml:space="preserve"> </w:t>
@@ -13527,7 +13000,7 @@
               <w:jc w:val="left"/>
             </w:pPr>
             <w:r>
-              <w:t xml:space="preserve">✔ 37 存在、2 确实不在包内且已标注</w:t>
+              <w:t xml:space="preserve">37 存在、2 确实不在包内且已标注</w:t>
             </w:r>
           </w:p>
         </w:tc>
@@ -13580,7 +13053,7 @@
               <w:jc w:val="left"/>
             </w:pPr>
             <w:r>
-              <w:t xml:space="preserve">✔ 0</w:t>
+              <w:t xml:space="preserve">0</w:t>
             </w:r>
           </w:p>
         </w:tc>
@@ -13633,7 +13106,7 @@
               <w:jc w:val="left"/>
             </w:pPr>
             <w:r>
-              <w:t xml:space="preserve">✔ 全部为真</w:t>
+              <w:t xml:space="preserve">全部为真</w:t>
             </w:r>
           </w:p>
         </w:tc>
@@ -13683,7 +13156,7 @@
               <w:jc w:val="left"/>
             </w:pPr>
             <w:r>
-              <w:t xml:space="preserve">✔ 全部对上，</w:t>
+              <w:t xml:space="preserve">全部对上，</w:t>
             </w:r>
             <w:r>
               <w:rPr>
@@ -13755,11 +13228,7 @@
           <w:p>
             <w:pPr>
               <w:pStyle w:val="Compact"/>
-              <w:jc w:val="left"/>
-            </w:pPr>
-            <w:r>
-              <w:t xml:space="preserve">✔</w:t>
-            </w:r>
+            </w:pPr>
           </w:p>
         </w:tc>
       </w:tr>
@@ -13817,7 +13286,7 @@
               <w:jc w:val="left"/>
             </w:pPr>
             <w:r>
-              <w:t xml:space="preserve">✔ 全部复算一致</w:t>
+              <w:t xml:space="preserve">全部复算一致</w:t>
             </w:r>
           </w:p>
         </w:tc>
@@ -13894,7 +13363,7 @@
               <w:jc w:val="left"/>
             </w:pPr>
             <w:r>
-              <w:t xml:space="preserve">✔ 一致</w:t>
+              <w:t xml:space="preserve">一致</w:t>
             </w:r>
           </w:p>
         </w:tc>
@@ -13947,7 +13416,7 @@
               <w:jc w:val="left"/>
             </w:pPr>
             <w:r>
-              <w:t xml:space="preserve">✔ EXIT=0，6 条断言全 ✔，与正文贴出的输出逐行一致</w:t>
+              <w:t xml:space="preserve">EXIT=0，6 条断言全，与正文贴出的输出逐行一致</w:t>
             </w:r>
           </w:p>
         </w:tc>
@@ -14015,11 +13484,7 @@
           <w:p>
             <w:pPr>
               <w:pStyle w:val="Compact"/>
-              <w:jc w:val="left"/>
-            </w:pPr>
-            <w:r>
-              <w:t xml:space="preserve">✔</w:t>
-            </w:r>
+            </w:pPr>
           </w:p>
         </w:tc>
       </w:tr>
@@ -14080,7 +13545,7 @@
               <w:jc w:val="left"/>
             </w:pPr>
             <w:r>
-              <w:t xml:space="preserve">✔ 描述与代码相符</w:t>
+              <w:t xml:space="preserve">描述与代码相符</w:t>
             </w:r>
           </w:p>
         </w:tc>
@@ -14139,7 +13604,7 @@
               <w:jc w:val="left"/>
             </w:pPr>
             <w:r>
-              <w:t xml:space="preserve">✔ 逐项一致</w:t>
+              <w:t xml:space="preserve">逐项一致</w:t>
             </w:r>
           </w:p>
         </w:tc>
@@ -14189,7 +13654,7 @@
               <w:jc w:val="left"/>
             </w:pPr>
             <w:r>
-              <w:t xml:space="preserve">✔ 18/18 全覆盖（L2＋L10 合并为 L3-08，措辞保留）</w:t>
+              <w:t xml:space="preserve">18/18 全覆盖（L2＋L10 合并为 L3-08，措辞保留）</w:t>
             </w:r>
           </w:p>
         </w:tc>
@@ -14257,7 +13722,7 @@
               <w:jc w:val="left"/>
             </w:pPr>
             <w:r>
-              <w:t xml:space="preserve">✔ 0 处作局限号；改名理由已显式说明</w:t>
+              <w:t xml:space="preserve">0 处作局限号；改名理由已显式说明</w:t>
             </w:r>
           </w:p>
         </w:tc>
@@ -14307,7 +13772,7 @@
               <w:jc w:val="left"/>
             </w:pPr>
             <w:r>
-              <w:t xml:space="preserve">✔ 0 问题</w:t>
+              <w:t xml:space="preserve">0 问题</w:t>
             </w:r>
           </w:p>
         </w:tc>
@@ -14366,7 +13831,7 @@
               <w:jc w:val="left"/>
             </w:pPr>
             <w:r>
-              <w:t xml:space="preserve">✔ 逐字相同</w:t>
+              <w:t xml:space="preserve">逐字相同</w:t>
             </w:r>
           </w:p>
         </w:tc>
@@ -14416,7 +13881,7 @@
               <w:jc w:val="left"/>
             </w:pPr>
             <w:r>
-              <w:t xml:space="preserve">✔ 齐</w:t>
+              <w:t xml:space="preserve">齐</w:t>
             </w:r>
           </w:p>
         </w:tc>
@@ -14466,7 +13931,7 @@
               <w:jc w:val="left"/>
             </w:pPr>
             <w:r>
-              <w:t xml:space="preserve">✔ 全非空</w:t>
+              <w:t xml:space="preserve">全非空</w:t>
             </w:r>
           </w:p>
         </w:tc>
@@ -14516,7 +13981,7 @@
               <w:jc w:val="left"/>
             </w:pPr>
             <w:r>
-              <w:t xml:space="preserve">✔ 0</w:t>
+              <w:t xml:space="preserve">0</w:t>
             </w:r>
           </w:p>
         </w:tc>
@@ -14569,7 +14034,7 @@
               <w:jc w:val="left"/>
             </w:pPr>
             <w:r>
-              <w:t xml:space="preserve">✔ 本篇行全绿（24/24 表、0 单元格丢失、列数不一致 0）</w:t>
+              <w:t xml:space="preserve">本篇行全绿（24/24 表、0 单元格丢失、列数不一致 0）</w:t>
             </w:r>
           </w:p>
         </w:tc>
@@ -14628,7 +14093,7 @@
               <w:jc w:val="left"/>
             </w:pPr>
             <w:r>
-              <w:t xml:space="preserve">✔ 受管 78/78 全覆盖（唯一多出的是 .gitignore 覆盖的</w:t>
+              <w:t xml:space="preserve">受管 78/78 全覆盖（唯一多出的是 .gitignore 覆盖的</w:t>
             </w:r>
             <w:r>
               <w:t xml:space="preserve"> </w:t>
@@ -14640,10 +14105,7 @@
               <w:t xml:space="preserve">.pyc</w:t>
             </w:r>
             <w:r>
-              <w:t xml:space="preserve"> </w:t>
-            </w:r>
-            <w:r>
-              <w:t xml:space="preserve">⇒ S-02）</w:t>
+              <w:t xml:space="preserve">，S-02）</w:t>
             </w:r>
           </w:p>
         </w:tc>
@@ -14669,12 +14131,6 @@
               <w:jc w:val="left"/>
             </w:pPr>
             <w:r>
-              <w:t xml:space="preserve">★</w:t>
-            </w:r>
-            <w:r>
-              <w:t xml:space="preserve"> </w:t>
-            </w:r>
-            <w:r>
               <w:rPr>
                 <w:bCs/>
                 <w:b/>
@@ -14730,12 +14186,6 @@
               <w:jc w:val="left"/>
             </w:pPr>
             <w:r>
-              <w:t xml:space="preserve">✔</w:t>
-            </w:r>
-            <w:r>
-              <w:t xml:space="preserve"> </w:t>
-            </w:r>
-            <w:r>
               <w:rPr>
                 <w:bCs/>
                 <w:b/>
@@ -14816,7 +14266,7 @@
               <w:t xml:space="preserve"> </w:t>
             </w:r>
             <w:r>
-              <w:t xml:space="preserve">0.400/0.583 ⇒ 只算机制存在性；</w:t>
+              <w:t xml:space="preserve">0.400/0.583，只算机制存在性；</w:t>
             </w:r>
             <w:r>
               <w:rPr>
@@ -14852,10 +14302,7 @@
               <w:t xml:space="preserve"> </w:t>
             </w:r>
             <w:r>
-              <w:t xml:space="preserve">并列）｜机制存在性轴有缺口（24/24 ⇒ 共线）｜留出批未完成 ⇒ 无泛化证据。★</w:t>
-            </w:r>
-            <w:r>
-              <w:t xml:space="preserve"> </w:t>
+              <w:t xml:space="preserve">并列）｜机制存在性轴有缺口（24/24，共线）｜留出批未完成，无泛化证据。</w:t>
             </w:r>
             <w:r>
               <w:rPr>
@@ -14865,10 +14312,7 @@
               <w:t xml:space="preserve">R-08 收口后</w:t>
             </w:r>
             <w:r>
-              <w:t xml:space="preserve">正文改为逐轴档位（不可分辨／不可分辨／未检出）⇒ ★</w:t>
-            </w:r>
-            <w:r>
-              <w:t xml:space="preserve"> </w:t>
+              <w:t xml:space="preserve">正文改为逐轴档位（不可分辨／不可分辨／未检出），</w:t>
             </w:r>
             <w:r>
               <w:rPr>
@@ -14912,10 +14356,7 @@
               <w:t xml:space="preserve">建议同步为逐轴档位</w:t>
             </w:r>
             <w:r>
-              <w:t xml:space="preserve">，否则与正文 §10 的四档纪律口径不完全一致（★</w:t>
-            </w:r>
-            <w:r>
-              <w:t xml:space="preserve"> </w:t>
+              <w:t xml:space="preserve">，否则与正文 §10 的四档要求口径不完全一致（</w:t>
             </w:r>
             <w:r>
               <w:rPr>
@@ -14984,7 +14425,7 @@
               <w:jc w:val="left"/>
             </w:pPr>
             <w:r>
-              <w:t xml:space="preserve">✔ 仓内</w:t>
+              <w:t xml:space="preserve">仓内</w:t>
             </w:r>
             <w:r>
               <w:t xml:space="preserve"> </w:t>
@@ -14999,7 +14440,7 @@
               <w:t xml:space="preserve"> </w:t>
             </w:r>
             <w:r>
-              <w:t xml:space="preserve">mtime 未变（22:45:52，早于本轮）；本轮唯一新增文件 ＝ 本报告</w:t>
+              <w:t xml:space="preserve">mtime 未变（22:45:52，早于这一轮）；这一轮唯一新增文件 ＝ 本报告</w:t>
             </w:r>
           </w:p>
         </w:tc>
@@ -15013,13 +14454,13 @@
       </w:r>
     </w:p>
     <w:bookmarkEnd w:id="36"/>
-    <w:bookmarkStart w:id="37" w:name="本轮未做的检查原因"/>
+    <w:bookmarkStart w:id="37" w:name="这一轮未做的检查原因"/>
     <w:p>
       <w:pPr>
         <w:pStyle w:val="Heading2"/>
       </w:pPr>
       <w:r>
-        <w:t xml:space="preserve">6 · 本轮未做的检查（原因）</w:t>
+        <w:t xml:space="preserve">6 · 这一轮未做的检查（原因）</w:t>
       </w:r>
     </w:p>
     <w:tbl>
@@ -15085,7 +14526,7 @@
               <w:jc w:val="left"/>
             </w:pPr>
             <w:r>
-              <w:t xml:space="preserve">★ 任务书明令</w:t>
+              <w:t xml:space="preserve">任务书明令</w:t>
             </w:r>
             <w:r>
               <w:rPr>
@@ -15166,12 +14607,6 @@
               <w:jc w:val="left"/>
             </w:pPr>
             <w:r>
-              <w:t xml:space="preserve">★</w:t>
-            </w:r>
-            <w:r>
-              <w:t xml:space="preserve"> </w:t>
-            </w:r>
-            <w:r>
               <w:rPr>
                 <w:bCs/>
                 <w:b/>
@@ -15229,12 +14664,6 @@
               <w:jc w:val="left"/>
             </w:pPr>
             <w:r>
-              <w:t xml:space="preserve">★</w:t>
-            </w:r>
-            <w:r>
-              <w:t xml:space="preserve"> </w:t>
-            </w:r>
-            <w:r>
               <w:rPr>
                 <w:bCs/>
                 <w:b/>
@@ -15420,7 +14849,7 @@
               <w:jc w:val="left"/>
             </w:pPr>
             <w:r>
-              <w:t xml:space="preserve">两者在包内且存在，但正文对它们只有协议级引用（跑批中／待批）⇒ 未逐条比对内容</w:t>
+              <w:t xml:space="preserve">两者在包内且存在，但正文对它们只有协议级引用（跑批中／待批），未逐条比对内容</w:t>
             </w:r>
           </w:p>
         </w:tc>
@@ -15434,13 +14863,13 @@
       </w:r>
     </w:p>
     <w:bookmarkEnd w:id="37"/>
-    <w:bookmarkStart w:id="38" w:name="收口顺序建议-本轮已两次踩到顺序错固定成-sop"/>
+    <w:bookmarkStart w:id="38" w:name="收口顺序建议这一轮已两次踩到顺序错固定成-sop"/>
     <w:p>
       <w:pPr>
         <w:pStyle w:val="Heading2"/>
       </w:pPr>
       <w:r>
-        <w:t xml:space="preserve">7 · 收口顺序建议（★ 本轮已两次踩到"顺序错"，固定成 SOP）</w:t>
+        <w:t xml:space="preserve">7 · 收口顺序建议（这一轮已两次踩到"顺序错"，固定成 SOP）</w:t>
       </w:r>
     </w:p>
     <w:p>
@@ -15495,20 +14924,14 @@
         <w:pStyle w:val="FirstParagraph"/>
       </w:pPr>
       <w:r>
-        <w:t xml:space="preserve">★</w:t>
-      </w:r>
-      <w:r>
-        <w:t xml:space="preserve"> </w:t>
-      </w:r>
-      <w:r>
-        <w:rPr>
-          <w:bCs/>
-          <w:b/>
-        </w:rPr>
-        <w:t xml:space="preserve">本轮实际时序</w:t>
-      </w:r>
-      <w:r>
-        <w:t xml:space="preserve">（说明为什么我测到的是红）：清单 23:10:50（当时绿）→ 正文 23:12:48 → 23:16:25 → 23:19:10（三轮收口）⇒ 清单</w:t>
+        <w:rPr>
+          <w:bCs/>
+          <w:b/>
+        </w:rPr>
+        <w:t xml:space="preserve">这一轮实际时序</w:t>
+      </w:r>
+      <w:r>
+        <w:t xml:space="preserve">（说明为什么我测到的是红）：清单 23:10:50（当时绿）→ 正文 23:12:48 → 23:16:25 → 23:19:10（三轮收口），清单</w:t>
       </w:r>
       <w:r>
         <w:rPr>
@@ -15518,7 +14941,7 @@
         <w:t xml:space="preserve">早于</w:t>
       </w:r>
       <w:r>
-        <w:t xml:space="preserve">最后两轮 ⇒ 当前</w:t>
+        <w:t xml:space="preserve">最后两轮，当前</w:t>
       </w:r>
       <w:r>
         <w:t xml:space="preserve"> </w:t>
@@ -15540,10 +14963,7 @@
         <w:t xml:space="preserve">EXIT=1</w:t>
       </w:r>
       <w:r>
-        <w:t xml:space="preserve">。★</w:t>
-      </w:r>
-      <w:r>
-        <w:t xml:space="preserve"> </w:t>
+        <w:t xml:space="preserve">。</w:t>
       </w:r>
       <w:r>
         <w:rPr>

--- a/papers/终审报告_方向3层3_2026-10-25.docx
+++ b/papers/终审报告_方向3层3_2026-10-25.docx
@@ -11073,7 +11073,7 @@
         <w:rPr>
           <w:rStyle w:val="VerbatimChar"/>
         </w:rPr>
-        <w:t xml:space="preserve">📌</w:t>
+        <w:t xml:space="preserve">【待回查】</w:t>
       </w:r>
       <w:r>
         <w:t xml:space="preserve">／</w:t>
@@ -11336,7 +11336,7 @@
         <w:rPr>
           <w:rStyle w:val="VerbatimChar"/>
         </w:rPr>
-        <w:t xml:space="preserve">📌</w:t>
+        <w:t xml:space="preserve">【待回查】</w:t>
       </w:r>
       <w:r>
         <w:t xml:space="preserve"> </w:t>
